--- a/文件/系統文件 第八章 資料庫設計.docx
+++ b/文件/系統文件 第八章 資料庫設計.docx
@@ -201,7 +201,7 @@
           <w:szCs w:val="24"/>
         </w:rPr>
         <w:pict>
-          <v:rect id="_x0000_i1025" style="width:0;height:1.5pt" o:hralign="center" o:hrstd="t" o:hr="t" fillcolor="#a0a0a0" stroked="f"/>
+          <v:rect id="_x0000_i1026" style="width:0;height:1.5pt" o:hralign="center" o:hrstd="t" o:hr="t" fillcolor="#a0a0a0" stroked="f"/>
         </w:pict>
       </w:r>
     </w:p>
@@ -237,7 +237,7 @@
         <w:spacing w:before="100" w:beforeAutospacing="1" w:after="100" w:afterAutospacing="1"/>
         <w:outlineLvl w:val="0"/>
         <w:rPr>
-          <w:rFonts w:ascii="標楷體" w:eastAsia="標楷體" w:hAnsi="標楷體" w:cs="新細明體" w:hint="eastAsia"/>
+          <w:rFonts w:ascii="標楷體" w:eastAsia="標楷體" w:hAnsi="標楷體" w:cs="新細明體"/>
           <w:kern w:val="0"/>
           <w:szCs w:val="24"/>
         </w:rPr>
@@ -342,7 +342,7 @@
         <w:jc w:val="center"/>
         <w:outlineLvl w:val="0"/>
         <w:rPr>
-          <w:rFonts w:ascii="標楷體" w:eastAsia="標楷體" w:hAnsi="標楷體" w:cs="新細明體" w:hint="eastAsia"/>
+          <w:rFonts w:ascii="標楷體" w:eastAsia="標楷體" w:hAnsi="標楷體" w:cs="新細明體"/>
           <w:b/>
           <w:bCs/>
           <w:kern w:val="36"/>
@@ -354,1877 +354,16 @@
         <w:rPr>
           <w:rFonts w:ascii="標楷體" w:eastAsia="標楷體" w:hAnsi="標楷體"/>
         </w:rPr>
-        <w:t>表 8.1: Assets (資產表)欄位定義</w:t>
+        <w:t xml:space="preserve">表 8.1: </w:t>
       </w:r>
-    </w:p>
-    <w:tbl>
-      <w:tblPr>
-        <w:tblStyle w:val="a4"/>
-        <w:tblW w:w="5089" w:type="pct"/>
-        <w:tblInd w:w="-147" w:type="dxa"/>
-        <w:tblLayout w:type="fixed"/>
-        <w:tblLook w:val="04A0" w:firstRow="1" w:lastRow="0" w:firstColumn="1" w:lastColumn="0" w:noHBand="0" w:noVBand="1"/>
-      </w:tblPr>
-      <w:tblGrid>
-        <w:gridCol w:w="2270"/>
-        <w:gridCol w:w="1559"/>
-        <w:gridCol w:w="1275"/>
-        <w:gridCol w:w="1984"/>
-        <w:gridCol w:w="1356"/>
-      </w:tblGrid>
-      <w:tr>
-        <w:tc>
-          <w:tcPr>
-            <w:tcW w:w="1344" w:type="pct"/>
-            <w:vAlign w:val="center"/>
-            <w:hideMark/>
-          </w:tcPr>
-          <w:p>
-            <w:pPr>
-              <w:widowControl/>
-              <w:jc w:val="center"/>
-              <w:rPr>
-                <w:rFonts w:ascii="標楷體" w:eastAsia="標楷體" w:hAnsi="標楷體"/>
-                <w:color w:val="1F1F1F"/>
-              </w:rPr>
-            </w:pPr>
-            <w:r>
-              <w:rPr>
-                <w:rStyle w:val="a3"/>
-                <w:rFonts w:ascii="標楷體" w:eastAsia="標楷體" w:hAnsi="標楷體"/>
-                <w:color w:val="1F1F1F"/>
-                <w:bdr w:val="none" w:sz="0" w:space="0" w:color="auto" w:frame="1"/>
-              </w:rPr>
-              <w:t>欄位名稱</w:t>
-            </w:r>
-          </w:p>
-        </w:tc>
-        <w:tc>
-          <w:tcPr>
-            <w:tcW w:w="923" w:type="pct"/>
-            <w:vAlign w:val="center"/>
-            <w:hideMark/>
-          </w:tcPr>
-          <w:p>
-            <w:pPr>
-              <w:jc w:val="center"/>
-              <w:rPr>
-                <w:rFonts w:ascii="標楷體" w:eastAsia="標楷體" w:hAnsi="標楷體"/>
-                <w:color w:val="1F1F1F"/>
-              </w:rPr>
-            </w:pPr>
-            <w:r>
-              <w:rPr>
-                <w:rStyle w:val="a3"/>
-                <w:rFonts w:ascii="標楷體" w:eastAsia="標楷體" w:hAnsi="標楷體"/>
-                <w:color w:val="1F1F1F"/>
-                <w:bdr w:val="none" w:sz="0" w:space="0" w:color="auto" w:frame="1"/>
-              </w:rPr>
-              <w:t>欄位型態</w:t>
-            </w:r>
-          </w:p>
-        </w:tc>
-        <w:tc>
-          <w:tcPr>
-            <w:tcW w:w="755" w:type="pct"/>
-            <w:vAlign w:val="center"/>
-          </w:tcPr>
-          <w:p>
-            <w:pPr>
-              <w:jc w:val="center"/>
-              <w:rPr>
-                <w:rFonts w:ascii="標楷體" w:eastAsia="標楷體" w:hAnsi="標楷體"/>
-                <w:color w:val="1F1F1F"/>
-              </w:rPr>
-            </w:pPr>
-            <w:r>
-              <w:rPr>
-                <w:rStyle w:val="a3"/>
-                <w:rFonts w:ascii="標楷體" w:eastAsia="標楷體" w:hAnsi="標楷體"/>
-                <w:color w:val="1F1F1F"/>
-                <w:bdr w:val="none" w:sz="0" w:space="0" w:color="auto" w:frame="1"/>
-              </w:rPr>
-              <w:t>是否可空</w:t>
-            </w:r>
-          </w:p>
-        </w:tc>
-        <w:tc>
-          <w:tcPr>
-            <w:tcW w:w="1175" w:type="pct"/>
-            <w:vAlign w:val="center"/>
-          </w:tcPr>
-          <w:p>
-            <w:pPr>
-              <w:jc w:val="center"/>
-              <w:rPr>
-                <w:rFonts w:ascii="標楷體" w:eastAsia="標楷體" w:hAnsi="標楷體"/>
-                <w:color w:val="1F1F1F"/>
-              </w:rPr>
-            </w:pPr>
-            <w:r>
-              <w:rPr>
-                <w:rFonts w:ascii="標楷體" w:eastAsia="標楷體" w:hAnsi="標楷體" w:hint="eastAsia"/>
-                <w:color w:val="1F1F1F"/>
-              </w:rPr>
-              <w:t>描述</w:t>
-            </w:r>
-          </w:p>
-        </w:tc>
-        <w:tc>
-          <w:tcPr>
-            <w:tcW w:w="803" w:type="pct"/>
-            <w:vAlign w:val="center"/>
-            <w:hideMark/>
-          </w:tcPr>
-          <w:p>
-            <w:pPr>
-              <w:jc w:val="center"/>
-              <w:rPr>
-                <w:rFonts w:ascii="標楷體" w:eastAsia="標楷體" w:hAnsi="標楷體"/>
-                <w:color w:val="1F1F1F"/>
-              </w:rPr>
-            </w:pPr>
-            <w:r>
-              <w:rPr>
-                <w:rFonts w:ascii="標楷體" w:eastAsia="標楷體" w:hAnsi="標楷體" w:hint="eastAsia"/>
-                <w:color w:val="1F1F1F"/>
-              </w:rPr>
-              <w:t>備註</w:t>
-            </w:r>
-          </w:p>
-        </w:tc>
-      </w:tr>
-      <w:tr>
-        <w:tc>
-          <w:tcPr>
-            <w:tcW w:w="1344" w:type="pct"/>
-            <w:vAlign w:val="center"/>
-            <w:hideMark/>
-          </w:tcPr>
-          <w:p>
-            <w:pPr>
-              <w:jc w:val="center"/>
-              <w:rPr>
-                <w:rFonts w:ascii="標楷體" w:eastAsia="標楷體" w:hAnsi="標楷體"/>
-                <w:color w:val="1F1F1F"/>
-              </w:rPr>
-            </w:pPr>
-            <w:r>
-              <w:rPr>
-                <w:rFonts w:ascii="標楷體" w:eastAsia="標楷體" w:hAnsi="標楷體"/>
-                <w:color w:val="1F1F1F"/>
-                <w:bdr w:val="none" w:sz="0" w:space="0" w:color="auto" w:frame="1"/>
-              </w:rPr>
-              <w:t>id</w:t>
-            </w:r>
-          </w:p>
-        </w:tc>
-        <w:tc>
-          <w:tcPr>
-            <w:tcW w:w="923" w:type="pct"/>
-            <w:vAlign w:val="center"/>
-            <w:hideMark/>
-          </w:tcPr>
-          <w:p>
-            <w:pPr>
-              <w:jc w:val="center"/>
-              <w:rPr>
-                <w:rFonts w:ascii="標楷體" w:eastAsia="標楷體" w:hAnsi="標楷體"/>
-                <w:color w:val="1F1F1F"/>
-              </w:rPr>
-            </w:pPr>
-            <w:r>
-              <w:rPr>
-                <w:rFonts w:ascii="標楷體" w:eastAsia="標楷體" w:hAnsi="標楷體"/>
-                <w:color w:val="1F1F1F"/>
-                <w:bdr w:val="none" w:sz="0" w:space="0" w:color="auto" w:frame="1"/>
-              </w:rPr>
-              <w:t>BIGINT</w:t>
-            </w:r>
-          </w:p>
-        </w:tc>
-        <w:tc>
-          <w:tcPr>
-            <w:tcW w:w="755" w:type="pct"/>
-            <w:vAlign w:val="center"/>
-          </w:tcPr>
-          <w:p>
-            <w:pPr>
-              <w:jc w:val="center"/>
-              <w:rPr>
-                <w:rFonts w:ascii="標楷體" w:eastAsia="標楷體" w:hAnsi="標楷體"/>
-                <w:color w:val="1F1F1F"/>
-              </w:rPr>
-            </w:pPr>
-            <w:r>
-              <w:rPr>
-                <w:rFonts w:ascii="標楷體" w:eastAsia="標楷體" w:hAnsi="標楷體"/>
-                <w:color w:val="1F1F1F"/>
-                <w:bdr w:val="none" w:sz="0" w:space="0" w:color="auto" w:frame="1"/>
-              </w:rPr>
-              <w:t>否</w:t>
-            </w:r>
-          </w:p>
-        </w:tc>
-        <w:tc>
-          <w:tcPr>
-            <w:tcW w:w="1175" w:type="pct"/>
-            <w:vAlign w:val="center"/>
-          </w:tcPr>
-          <w:p>
-            <w:pPr>
-              <w:jc w:val="center"/>
-              <w:rPr>
-                <w:rFonts w:ascii="標楷體" w:eastAsia="標楷體" w:hAnsi="標楷體"/>
-                <w:color w:val="1F1F1F"/>
-              </w:rPr>
-            </w:pPr>
-            <w:r>
-              <w:rPr>
-                <w:rFonts w:ascii="標楷體" w:eastAsia="標楷體" w:hAnsi="標楷體"/>
-                <w:color w:val="1F1F1F"/>
-                <w:bdr w:val="none" w:sz="0" w:space="0" w:color="auto" w:frame="1"/>
-              </w:rPr>
-              <w:t>系統唯一識別碼</w:t>
-            </w:r>
-          </w:p>
-        </w:tc>
-        <w:tc>
-          <w:tcPr>
-            <w:tcW w:w="803" w:type="pct"/>
-            <w:vAlign w:val="center"/>
-            <w:hideMark/>
-          </w:tcPr>
-          <w:p>
-            <w:pPr>
-              <w:jc w:val="center"/>
-              <w:rPr>
-                <w:rFonts w:ascii="標楷體" w:eastAsia="標楷體" w:hAnsi="標楷體"/>
-                <w:color w:val="1F1F1F"/>
-              </w:rPr>
-            </w:pPr>
-            <w:r>
-              <w:rPr>
-                <w:rFonts w:ascii="標楷體" w:eastAsia="標楷體" w:hAnsi="標楷體"/>
-                <w:color w:val="1F1F1F"/>
-                <w:bdr w:val="none" w:sz="0" w:space="0" w:color="auto" w:frame="1"/>
-              </w:rPr>
-              <w:t>PK, Identity</w:t>
-            </w:r>
-          </w:p>
-        </w:tc>
-      </w:tr>
-      <w:tr>
-        <w:tc>
-          <w:tcPr>
-            <w:tcW w:w="1344" w:type="pct"/>
-            <w:vAlign w:val="center"/>
-            <w:hideMark/>
-          </w:tcPr>
-          <w:p>
-            <w:pPr>
-              <w:jc w:val="center"/>
-              <w:rPr>
-                <w:rFonts w:ascii="標楷體" w:eastAsia="標楷體" w:hAnsi="標楷體"/>
-                <w:color w:val="1F1F1F"/>
-              </w:rPr>
-            </w:pPr>
-            <w:proofErr w:type="spellStart"/>
-            <w:r>
-              <w:rPr>
-                <w:rFonts w:ascii="標楷體" w:eastAsia="標楷體" w:hAnsi="標楷體"/>
-                <w:color w:val="1F1F1F"/>
-                <w:bdr w:val="none" w:sz="0" w:space="0" w:color="auto" w:frame="1"/>
-              </w:rPr>
-              <w:t>asset_id_code</w:t>
-            </w:r>
-            <w:proofErr w:type="spellEnd"/>
-          </w:p>
-        </w:tc>
-        <w:tc>
-          <w:tcPr>
-            <w:tcW w:w="923" w:type="pct"/>
-            <w:vAlign w:val="center"/>
-            <w:hideMark/>
-          </w:tcPr>
-          <w:p>
-            <w:pPr>
-              <w:jc w:val="center"/>
-              <w:rPr>
-                <w:rFonts w:ascii="標楷體" w:eastAsia="標楷體" w:hAnsi="標楷體"/>
-                <w:color w:val="1F1F1F"/>
-              </w:rPr>
-            </w:pPr>
-            <w:r>
-              <w:rPr>
-                <w:rFonts w:ascii="標楷體" w:eastAsia="標楷體" w:hAnsi="標楷體"/>
-                <w:color w:val="1F1F1F"/>
-                <w:bdr w:val="none" w:sz="0" w:space="0" w:color="auto" w:frame="1"/>
-              </w:rPr>
-              <w:t>TEXT</w:t>
-            </w:r>
-          </w:p>
-        </w:tc>
-        <w:tc>
-          <w:tcPr>
-            <w:tcW w:w="755" w:type="pct"/>
-            <w:vAlign w:val="center"/>
-          </w:tcPr>
-          <w:p>
-            <w:pPr>
-              <w:jc w:val="center"/>
-              <w:rPr>
-                <w:rFonts w:ascii="標楷體" w:eastAsia="標楷體" w:hAnsi="標楷體"/>
-                <w:color w:val="1F1F1F"/>
-              </w:rPr>
-            </w:pPr>
-            <w:r>
-              <w:rPr>
-                <w:rFonts w:ascii="標楷體" w:eastAsia="標楷體" w:hAnsi="標楷體"/>
-                <w:color w:val="1F1F1F"/>
-                <w:bdr w:val="none" w:sz="0" w:space="0" w:color="auto" w:frame="1"/>
-              </w:rPr>
-              <w:t>否</w:t>
-            </w:r>
-          </w:p>
-        </w:tc>
-        <w:tc>
-          <w:tcPr>
-            <w:tcW w:w="1175" w:type="pct"/>
-            <w:vAlign w:val="center"/>
-          </w:tcPr>
-          <w:p>
-            <w:pPr>
-              <w:jc w:val="center"/>
-              <w:rPr>
-                <w:rFonts w:ascii="標楷體" w:eastAsia="標楷體" w:hAnsi="標楷體"/>
-                <w:color w:val="1F1F1F"/>
-              </w:rPr>
-            </w:pPr>
-            <w:r>
-              <w:rPr>
-                <w:rFonts w:ascii="標楷體" w:eastAsia="標楷體" w:hAnsi="標楷體"/>
-                <w:color w:val="1F1F1F"/>
-                <w:bdr w:val="none" w:sz="0" w:space="0" w:color="auto" w:frame="1"/>
-              </w:rPr>
-              <w:t>資產編號 (如 DA-1)</w:t>
-            </w:r>
-          </w:p>
-        </w:tc>
-        <w:tc>
-          <w:tcPr>
-            <w:tcW w:w="803" w:type="pct"/>
-            <w:vAlign w:val="center"/>
-            <w:hideMark/>
-          </w:tcPr>
-          <w:p>
-            <w:pPr>
-              <w:jc w:val="center"/>
-              <w:rPr>
-                <w:rFonts w:ascii="標楷體" w:eastAsia="標楷體" w:hAnsi="標楷體"/>
-                <w:color w:val="1F1F1F"/>
-              </w:rPr>
-            </w:pPr>
-            <w:r>
-              <w:rPr>
-                <w:rFonts w:ascii="標楷體" w:eastAsia="標楷體" w:hAnsi="標楷體"/>
-                <w:color w:val="1F1F1F"/>
-                <w:bdr w:val="none" w:sz="0" w:space="0" w:color="auto" w:frame="1"/>
-              </w:rPr>
-              <w:t>Unique</w:t>
-            </w:r>
-          </w:p>
-        </w:tc>
-      </w:tr>
-      <w:tr>
-        <w:tc>
-          <w:tcPr>
-            <w:tcW w:w="1344" w:type="pct"/>
-            <w:vAlign w:val="center"/>
-            <w:hideMark/>
-          </w:tcPr>
-          <w:p>
-            <w:pPr>
-              <w:jc w:val="center"/>
-              <w:rPr>
-                <w:rFonts w:ascii="標楷體" w:eastAsia="標楷體" w:hAnsi="標楷體"/>
-                <w:color w:val="1F1F1F"/>
-              </w:rPr>
-            </w:pPr>
-            <w:proofErr w:type="spellStart"/>
-            <w:r>
-              <w:rPr>
-                <w:rFonts w:ascii="標楷體" w:eastAsia="標楷體" w:hAnsi="標楷體"/>
-                <w:color w:val="1F1F1F"/>
-                <w:bdr w:val="none" w:sz="0" w:space="0" w:color="auto" w:frame="1"/>
-              </w:rPr>
-              <w:t>asset_name</w:t>
-            </w:r>
-            <w:proofErr w:type="spellEnd"/>
-          </w:p>
-        </w:tc>
-        <w:tc>
-          <w:tcPr>
-            <w:tcW w:w="923" w:type="pct"/>
-            <w:vAlign w:val="center"/>
-            <w:hideMark/>
-          </w:tcPr>
-          <w:p>
-            <w:pPr>
-              <w:jc w:val="center"/>
-              <w:rPr>
-                <w:rFonts w:ascii="標楷體" w:eastAsia="標楷體" w:hAnsi="標楷體"/>
-                <w:color w:val="1F1F1F"/>
-              </w:rPr>
-            </w:pPr>
-            <w:r>
-              <w:rPr>
-                <w:rFonts w:ascii="標楷體" w:eastAsia="標楷體" w:hAnsi="標楷體"/>
-                <w:color w:val="1F1F1F"/>
-                <w:bdr w:val="none" w:sz="0" w:space="0" w:color="auto" w:frame="1"/>
-              </w:rPr>
-              <w:t>TEXT</w:t>
-            </w:r>
-          </w:p>
-        </w:tc>
-        <w:tc>
-          <w:tcPr>
-            <w:tcW w:w="755" w:type="pct"/>
-            <w:vAlign w:val="center"/>
-          </w:tcPr>
-          <w:p>
-            <w:pPr>
-              <w:jc w:val="center"/>
-              <w:rPr>
-                <w:rFonts w:ascii="標楷體" w:eastAsia="標楷體" w:hAnsi="標楷體"/>
-                <w:color w:val="1F1F1F"/>
-              </w:rPr>
-            </w:pPr>
-            <w:r>
-              <w:rPr>
-                <w:rFonts w:ascii="標楷體" w:eastAsia="標楷體" w:hAnsi="標楷體"/>
-                <w:color w:val="1F1F1F"/>
-                <w:bdr w:val="none" w:sz="0" w:space="0" w:color="auto" w:frame="1"/>
-              </w:rPr>
-              <w:t>否</w:t>
-            </w:r>
-          </w:p>
-        </w:tc>
-        <w:tc>
-          <w:tcPr>
-            <w:tcW w:w="1175" w:type="pct"/>
-            <w:vAlign w:val="center"/>
-          </w:tcPr>
-          <w:p>
-            <w:pPr>
-              <w:jc w:val="center"/>
-              <w:rPr>
-                <w:rFonts w:ascii="標楷體" w:eastAsia="標楷體" w:hAnsi="標楷體"/>
-                <w:color w:val="1F1F1F"/>
-              </w:rPr>
-            </w:pPr>
-            <w:r>
-              <w:rPr>
-                <w:rFonts w:ascii="標楷體" w:eastAsia="標楷體" w:hAnsi="標楷體"/>
-                <w:color w:val="1F1F1F"/>
-                <w:bdr w:val="none" w:sz="0" w:space="0" w:color="auto" w:frame="1"/>
-              </w:rPr>
-              <w:t>資產名稱</w:t>
-            </w:r>
-          </w:p>
-        </w:tc>
-        <w:tc>
-          <w:tcPr>
-            <w:tcW w:w="803" w:type="pct"/>
-            <w:vAlign w:val="center"/>
-            <w:hideMark/>
-          </w:tcPr>
-          <w:p>
-            <w:pPr>
-              <w:jc w:val="center"/>
-              <w:rPr>
-                <w:rFonts w:ascii="標楷體" w:eastAsia="標楷體" w:hAnsi="標楷體"/>
-                <w:color w:val="1F1F1F"/>
-              </w:rPr>
-            </w:pPr>
-            <w:r>
-              <w:rPr>
-                <w:rFonts w:ascii="標楷體" w:eastAsia="標楷體" w:hAnsi="標楷體"/>
-                <w:color w:val="1F1F1F"/>
-                <w:bdr w:val="none" w:sz="0" w:space="0" w:color="auto" w:frame="1"/>
-              </w:rPr>
-              <w:t>-</w:t>
-            </w:r>
-          </w:p>
-        </w:tc>
-      </w:tr>
-      <w:tr>
-        <w:tc>
-          <w:tcPr>
-            <w:tcW w:w="1344" w:type="pct"/>
-            <w:vAlign w:val="center"/>
-            <w:hideMark/>
-          </w:tcPr>
-          <w:p>
-            <w:pPr>
-              <w:jc w:val="center"/>
-              <w:rPr>
-                <w:rFonts w:ascii="標楷體" w:eastAsia="標楷體" w:hAnsi="標楷體"/>
-                <w:color w:val="1F1F1F"/>
-              </w:rPr>
-            </w:pPr>
-            <w:proofErr w:type="spellStart"/>
-            <w:r>
-              <w:rPr>
-                <w:rFonts w:ascii="標楷體" w:eastAsia="標楷體" w:hAnsi="標楷體"/>
-                <w:color w:val="1F1F1F"/>
-                <w:bdr w:val="none" w:sz="0" w:space="0" w:color="auto" w:frame="1"/>
-              </w:rPr>
-              <w:t>asset_type</w:t>
-            </w:r>
-            <w:proofErr w:type="spellEnd"/>
-          </w:p>
-        </w:tc>
-        <w:tc>
-          <w:tcPr>
-            <w:tcW w:w="923" w:type="pct"/>
-            <w:vAlign w:val="center"/>
-            <w:hideMark/>
-          </w:tcPr>
-          <w:p>
-            <w:pPr>
-              <w:jc w:val="center"/>
-              <w:rPr>
-                <w:rFonts w:ascii="標楷體" w:eastAsia="標楷體" w:hAnsi="標楷體"/>
-                <w:color w:val="1F1F1F"/>
-              </w:rPr>
-            </w:pPr>
-            <w:r>
-              <w:rPr>
-                <w:rFonts w:ascii="標楷體" w:eastAsia="標楷體" w:hAnsi="標楷體"/>
-                <w:color w:val="1F1F1F"/>
-                <w:bdr w:val="none" w:sz="0" w:space="0" w:color="auto" w:frame="1"/>
-              </w:rPr>
-              <w:t>TEXT</w:t>
-            </w:r>
-          </w:p>
-        </w:tc>
-        <w:tc>
-          <w:tcPr>
-            <w:tcW w:w="755" w:type="pct"/>
-            <w:vAlign w:val="center"/>
-          </w:tcPr>
-          <w:p>
-            <w:pPr>
-              <w:jc w:val="center"/>
-              <w:rPr>
-                <w:rFonts w:ascii="標楷體" w:eastAsia="標楷體" w:hAnsi="標楷體"/>
-                <w:color w:val="1F1F1F"/>
-              </w:rPr>
-            </w:pPr>
-            <w:r>
-              <w:rPr>
-                <w:rFonts w:ascii="標楷體" w:eastAsia="標楷體" w:hAnsi="標楷體"/>
-                <w:color w:val="1F1F1F"/>
-                <w:bdr w:val="none" w:sz="0" w:space="0" w:color="auto" w:frame="1"/>
-              </w:rPr>
-              <w:t>是</w:t>
-            </w:r>
-          </w:p>
-        </w:tc>
-        <w:tc>
-          <w:tcPr>
-            <w:tcW w:w="1175" w:type="pct"/>
-            <w:vAlign w:val="center"/>
-          </w:tcPr>
-          <w:p>
-            <w:pPr>
-              <w:jc w:val="center"/>
-              <w:rPr>
-                <w:rFonts w:ascii="標楷體" w:eastAsia="標楷體" w:hAnsi="標楷體"/>
-                <w:color w:val="1F1F1F"/>
-              </w:rPr>
-            </w:pPr>
-            <w:r>
-              <w:rPr>
-                <w:rFonts w:ascii="標楷體" w:eastAsia="標楷體" w:hAnsi="標楷體"/>
-                <w:color w:val="1F1F1F"/>
-                <w:bdr w:val="none" w:sz="0" w:space="0" w:color="auto" w:frame="1"/>
-              </w:rPr>
-              <w:t>資產類別</w:t>
-            </w:r>
-          </w:p>
-        </w:tc>
-        <w:tc>
-          <w:tcPr>
-            <w:tcW w:w="803" w:type="pct"/>
-            <w:vAlign w:val="center"/>
-            <w:hideMark/>
-          </w:tcPr>
-          <w:p>
-            <w:pPr>
-              <w:jc w:val="center"/>
-              <w:rPr>
-                <w:rFonts w:ascii="標楷體" w:eastAsia="標楷體" w:hAnsi="標楷體"/>
-                <w:color w:val="1F1F1F"/>
-              </w:rPr>
-            </w:pPr>
-            <w:r>
-              <w:rPr>
-                <w:rFonts w:ascii="標楷體" w:eastAsia="標楷體" w:hAnsi="標楷體"/>
-                <w:color w:val="1F1F1F"/>
-                <w:bdr w:val="none" w:sz="0" w:space="0" w:color="auto" w:frame="1"/>
-              </w:rPr>
-              <w:t>-</w:t>
-            </w:r>
-          </w:p>
-        </w:tc>
-      </w:tr>
-      <w:tr>
-        <w:tc>
-          <w:tcPr>
-            <w:tcW w:w="1344" w:type="pct"/>
-            <w:vAlign w:val="center"/>
-            <w:hideMark/>
-          </w:tcPr>
-          <w:p>
-            <w:pPr>
-              <w:jc w:val="center"/>
-              <w:rPr>
-                <w:rFonts w:ascii="標楷體" w:eastAsia="標楷體" w:hAnsi="標楷體"/>
-                <w:color w:val="1F1F1F"/>
-              </w:rPr>
-            </w:pPr>
-            <w:r>
-              <w:rPr>
-                <w:rFonts w:ascii="標楷體" w:eastAsia="標楷體" w:hAnsi="標楷體"/>
-                <w:color w:val="1F1F1F"/>
-                <w:bdr w:val="none" w:sz="0" w:space="0" w:color="auto" w:frame="1"/>
-              </w:rPr>
-              <w:t>description</w:t>
-            </w:r>
-          </w:p>
-        </w:tc>
-        <w:tc>
-          <w:tcPr>
-            <w:tcW w:w="923" w:type="pct"/>
-            <w:vAlign w:val="center"/>
-            <w:hideMark/>
-          </w:tcPr>
-          <w:p>
-            <w:pPr>
-              <w:jc w:val="center"/>
-              <w:rPr>
-                <w:rFonts w:ascii="標楷體" w:eastAsia="標楷體" w:hAnsi="標楷體"/>
-                <w:color w:val="1F1F1F"/>
-              </w:rPr>
-            </w:pPr>
-            <w:r>
-              <w:rPr>
-                <w:rFonts w:ascii="標楷體" w:eastAsia="標楷體" w:hAnsi="標楷體"/>
-                <w:color w:val="1F1F1F"/>
-                <w:bdr w:val="none" w:sz="0" w:space="0" w:color="auto" w:frame="1"/>
-              </w:rPr>
-              <w:t>TEXT</w:t>
-            </w:r>
-          </w:p>
-        </w:tc>
-        <w:tc>
-          <w:tcPr>
-            <w:tcW w:w="755" w:type="pct"/>
-            <w:vAlign w:val="center"/>
-          </w:tcPr>
-          <w:p>
-            <w:pPr>
-              <w:jc w:val="center"/>
-              <w:rPr>
-                <w:rFonts w:ascii="標楷體" w:eastAsia="標楷體" w:hAnsi="標楷體"/>
-                <w:color w:val="1F1F1F"/>
-              </w:rPr>
-            </w:pPr>
-            <w:r>
-              <w:rPr>
-                <w:rFonts w:ascii="標楷體" w:eastAsia="標楷體" w:hAnsi="標楷體"/>
-                <w:color w:val="1F1F1F"/>
-                <w:bdr w:val="none" w:sz="0" w:space="0" w:color="auto" w:frame="1"/>
-              </w:rPr>
-              <w:t>是</w:t>
-            </w:r>
-          </w:p>
-        </w:tc>
-        <w:tc>
-          <w:tcPr>
-            <w:tcW w:w="1175" w:type="pct"/>
-            <w:vAlign w:val="center"/>
-          </w:tcPr>
-          <w:p>
-            <w:pPr>
-              <w:jc w:val="center"/>
-              <w:rPr>
-                <w:rFonts w:ascii="標楷體" w:eastAsia="標楷體" w:hAnsi="標楷體"/>
-                <w:color w:val="1F1F1F"/>
-              </w:rPr>
-            </w:pPr>
-            <w:r>
-              <w:rPr>
-                <w:rFonts w:ascii="標楷體" w:eastAsia="標楷體" w:hAnsi="標楷體"/>
-                <w:color w:val="1F1F1F"/>
-                <w:bdr w:val="none" w:sz="0" w:space="0" w:color="auto" w:frame="1"/>
-              </w:rPr>
-              <w:t>資產詳細描述</w:t>
-            </w:r>
-          </w:p>
-        </w:tc>
-        <w:tc>
-          <w:tcPr>
-            <w:tcW w:w="803" w:type="pct"/>
-            <w:vAlign w:val="center"/>
-            <w:hideMark/>
-          </w:tcPr>
-          <w:p>
-            <w:pPr>
-              <w:jc w:val="center"/>
-              <w:rPr>
-                <w:rFonts w:ascii="標楷體" w:eastAsia="標楷體" w:hAnsi="標楷體"/>
-                <w:color w:val="1F1F1F"/>
-              </w:rPr>
-            </w:pPr>
-            <w:r>
-              <w:rPr>
-                <w:rFonts w:ascii="標楷體" w:eastAsia="標楷體" w:hAnsi="標楷體"/>
-                <w:color w:val="1F1F1F"/>
-                <w:bdr w:val="none" w:sz="0" w:space="0" w:color="auto" w:frame="1"/>
-              </w:rPr>
-              <w:t>-</w:t>
-            </w:r>
-          </w:p>
-        </w:tc>
-      </w:tr>
-      <w:tr>
-        <w:tc>
-          <w:tcPr>
-            <w:tcW w:w="1344" w:type="pct"/>
-            <w:vAlign w:val="center"/>
-            <w:hideMark/>
-          </w:tcPr>
-          <w:p>
-            <w:pPr>
-              <w:jc w:val="center"/>
-              <w:rPr>
-                <w:rFonts w:ascii="標楷體" w:eastAsia="標楷體" w:hAnsi="標楷體"/>
-                <w:color w:val="1F1F1F"/>
-              </w:rPr>
-            </w:pPr>
-            <w:proofErr w:type="spellStart"/>
-            <w:r>
-              <w:rPr>
-                <w:rFonts w:ascii="標楷體" w:eastAsia="標楷體" w:hAnsi="標楷體"/>
-                <w:color w:val="1F1F1F"/>
-                <w:bdr w:val="none" w:sz="0" w:space="0" w:color="auto" w:frame="1"/>
-              </w:rPr>
-              <w:t>data_type</w:t>
-            </w:r>
-            <w:proofErr w:type="spellEnd"/>
-          </w:p>
-        </w:tc>
-        <w:tc>
-          <w:tcPr>
-            <w:tcW w:w="923" w:type="pct"/>
-            <w:vAlign w:val="center"/>
-            <w:hideMark/>
-          </w:tcPr>
-          <w:p>
-            <w:pPr>
-              <w:jc w:val="center"/>
-              <w:rPr>
-                <w:rFonts w:ascii="標楷體" w:eastAsia="標楷體" w:hAnsi="標楷體"/>
-                <w:color w:val="1F1F1F"/>
-              </w:rPr>
-            </w:pPr>
-            <w:r>
-              <w:rPr>
-                <w:rFonts w:ascii="標楷體" w:eastAsia="標楷體" w:hAnsi="標楷體"/>
-                <w:color w:val="1F1F1F"/>
-                <w:bdr w:val="none" w:sz="0" w:space="0" w:color="auto" w:frame="1"/>
-              </w:rPr>
-              <w:t>TEXT</w:t>
-            </w:r>
-          </w:p>
-        </w:tc>
-        <w:tc>
-          <w:tcPr>
-            <w:tcW w:w="755" w:type="pct"/>
-            <w:vAlign w:val="center"/>
-          </w:tcPr>
-          <w:p>
-            <w:pPr>
-              <w:jc w:val="center"/>
-              <w:rPr>
-                <w:rFonts w:ascii="標楷體" w:eastAsia="標楷體" w:hAnsi="標楷體"/>
-                <w:color w:val="1F1F1F"/>
-              </w:rPr>
-            </w:pPr>
-            <w:r>
-              <w:rPr>
-                <w:rFonts w:ascii="標楷體" w:eastAsia="標楷體" w:hAnsi="標楷體"/>
-                <w:color w:val="1F1F1F"/>
-                <w:bdr w:val="none" w:sz="0" w:space="0" w:color="auto" w:frame="1"/>
-              </w:rPr>
-              <w:t>是</w:t>
-            </w:r>
-          </w:p>
-        </w:tc>
-        <w:tc>
-          <w:tcPr>
-            <w:tcW w:w="1175" w:type="pct"/>
-            <w:vAlign w:val="center"/>
-          </w:tcPr>
-          <w:p>
-            <w:pPr>
-              <w:jc w:val="center"/>
-              <w:rPr>
-                <w:rFonts w:ascii="標楷體" w:eastAsia="標楷體" w:hAnsi="標楷體"/>
-                <w:color w:val="1F1F1F"/>
-              </w:rPr>
-            </w:pPr>
-            <w:r>
-              <w:rPr>
-                <w:rFonts w:ascii="標楷體" w:eastAsia="標楷體" w:hAnsi="標楷體"/>
-                <w:color w:val="1F1F1F"/>
-                <w:bdr w:val="none" w:sz="0" w:space="0" w:color="auto" w:frame="1"/>
-              </w:rPr>
-              <w:t>資料類型</w:t>
-            </w:r>
-          </w:p>
-        </w:tc>
-        <w:tc>
-          <w:tcPr>
-            <w:tcW w:w="803" w:type="pct"/>
-            <w:vAlign w:val="center"/>
-            <w:hideMark/>
-          </w:tcPr>
-          <w:p>
-            <w:pPr>
-              <w:jc w:val="center"/>
-              <w:rPr>
-                <w:rFonts w:ascii="標楷體" w:eastAsia="標楷體" w:hAnsi="標楷體"/>
-                <w:color w:val="1F1F1F"/>
-              </w:rPr>
-            </w:pPr>
-            <w:r>
-              <w:rPr>
-                <w:rFonts w:ascii="標楷體" w:eastAsia="標楷體" w:hAnsi="標楷體"/>
-                <w:color w:val="1F1F1F"/>
-                <w:bdr w:val="none" w:sz="0" w:space="0" w:color="auto" w:frame="1"/>
-              </w:rPr>
-              <w:t>-</w:t>
-            </w:r>
-          </w:p>
-        </w:tc>
-      </w:tr>
-      <w:tr>
-        <w:tc>
-          <w:tcPr>
-            <w:tcW w:w="1344" w:type="pct"/>
-            <w:vAlign w:val="center"/>
-            <w:hideMark/>
-          </w:tcPr>
-          <w:p>
-            <w:pPr>
-              <w:jc w:val="center"/>
-              <w:rPr>
-                <w:rFonts w:ascii="標楷體" w:eastAsia="標楷體" w:hAnsi="標楷體"/>
-                <w:color w:val="1F1F1F"/>
-              </w:rPr>
-            </w:pPr>
-            <w:r>
-              <w:rPr>
-                <w:rFonts w:ascii="標楷體" w:eastAsia="標楷體" w:hAnsi="標楷體"/>
-                <w:color w:val="1F1F1F"/>
-                <w:bdr w:val="none" w:sz="0" w:space="0" w:color="auto" w:frame="1"/>
-              </w:rPr>
-              <w:t>owner</w:t>
-            </w:r>
-          </w:p>
-        </w:tc>
-        <w:tc>
-          <w:tcPr>
-            <w:tcW w:w="923" w:type="pct"/>
-            <w:vAlign w:val="center"/>
-            <w:hideMark/>
-          </w:tcPr>
-          <w:p>
-            <w:pPr>
-              <w:jc w:val="center"/>
-              <w:rPr>
-                <w:rFonts w:ascii="標楷體" w:eastAsia="標楷體" w:hAnsi="標楷體"/>
-                <w:color w:val="1F1F1F"/>
-              </w:rPr>
-            </w:pPr>
-            <w:r>
-              <w:rPr>
-                <w:rFonts w:ascii="標楷體" w:eastAsia="標楷體" w:hAnsi="標楷體"/>
-                <w:color w:val="1F1F1F"/>
-                <w:bdr w:val="none" w:sz="0" w:space="0" w:color="auto" w:frame="1"/>
-              </w:rPr>
-              <w:t>TEXT</w:t>
-            </w:r>
-          </w:p>
-        </w:tc>
-        <w:tc>
-          <w:tcPr>
-            <w:tcW w:w="755" w:type="pct"/>
-            <w:vAlign w:val="center"/>
-          </w:tcPr>
-          <w:p>
-            <w:pPr>
-              <w:jc w:val="center"/>
-              <w:rPr>
-                <w:rFonts w:ascii="標楷體" w:eastAsia="標楷體" w:hAnsi="標楷體"/>
-                <w:color w:val="1F1F1F"/>
-              </w:rPr>
-            </w:pPr>
-            <w:r>
-              <w:rPr>
-                <w:rFonts w:ascii="標楷體" w:eastAsia="標楷體" w:hAnsi="標楷體"/>
-                <w:color w:val="1F1F1F"/>
-                <w:bdr w:val="none" w:sz="0" w:space="0" w:color="auto" w:frame="1"/>
-              </w:rPr>
-              <w:t>否</w:t>
-            </w:r>
-          </w:p>
-        </w:tc>
-        <w:tc>
-          <w:tcPr>
-            <w:tcW w:w="1175" w:type="pct"/>
-            <w:vAlign w:val="center"/>
-          </w:tcPr>
-          <w:p>
-            <w:pPr>
-              <w:jc w:val="center"/>
-              <w:rPr>
-                <w:rFonts w:ascii="標楷體" w:eastAsia="標楷體" w:hAnsi="標楷體"/>
-                <w:color w:val="1F1F1F"/>
-              </w:rPr>
-            </w:pPr>
-            <w:r>
-              <w:rPr>
-                <w:rFonts w:ascii="標楷體" w:eastAsia="標楷體" w:hAnsi="標楷體"/>
-                <w:color w:val="1F1F1F"/>
-                <w:bdr w:val="none" w:sz="0" w:space="0" w:color="auto" w:frame="1"/>
-              </w:rPr>
-              <w:t>資產負責人</w:t>
-            </w:r>
-          </w:p>
-        </w:tc>
-        <w:tc>
-          <w:tcPr>
-            <w:tcW w:w="803" w:type="pct"/>
-            <w:vAlign w:val="center"/>
-            <w:hideMark/>
-          </w:tcPr>
-          <w:p>
-            <w:pPr>
-              <w:jc w:val="center"/>
-              <w:rPr>
-                <w:rFonts w:ascii="標楷體" w:eastAsia="標楷體" w:hAnsi="標楷體"/>
-                <w:color w:val="1F1F1F"/>
-              </w:rPr>
-            </w:pPr>
-            <w:r>
-              <w:rPr>
-                <w:rFonts w:ascii="標楷體" w:eastAsia="標楷體" w:hAnsi="標楷體"/>
-                <w:color w:val="1F1F1F"/>
-                <w:bdr w:val="none" w:sz="0" w:space="0" w:color="auto" w:frame="1"/>
-              </w:rPr>
-              <w:t>-</w:t>
-            </w:r>
-          </w:p>
-        </w:tc>
-      </w:tr>
-      <w:tr>
-        <w:tc>
-          <w:tcPr>
-            <w:tcW w:w="1344" w:type="pct"/>
-            <w:vAlign w:val="center"/>
-            <w:hideMark/>
-          </w:tcPr>
-          <w:p>
-            <w:pPr>
-              <w:jc w:val="center"/>
-              <w:rPr>
-                <w:rFonts w:ascii="標楷體" w:eastAsia="標楷體" w:hAnsi="標楷體"/>
-                <w:color w:val="1F1F1F"/>
-              </w:rPr>
-            </w:pPr>
-            <w:proofErr w:type="spellStart"/>
-            <w:r>
-              <w:rPr>
-                <w:rFonts w:ascii="標楷體" w:eastAsia="標楷體" w:hAnsi="標楷體"/>
-                <w:color w:val="1F1F1F"/>
-                <w:bdr w:val="none" w:sz="0" w:space="0" w:color="auto" w:frame="1"/>
-              </w:rPr>
-              <w:t>system_dependency</w:t>
-            </w:r>
-            <w:proofErr w:type="spellEnd"/>
-          </w:p>
-        </w:tc>
-        <w:tc>
-          <w:tcPr>
-            <w:tcW w:w="923" w:type="pct"/>
-            <w:vAlign w:val="center"/>
-            <w:hideMark/>
-          </w:tcPr>
-          <w:p>
-            <w:pPr>
-              <w:jc w:val="center"/>
-              <w:rPr>
-                <w:rFonts w:ascii="標楷體" w:eastAsia="標楷體" w:hAnsi="標楷體"/>
-                <w:color w:val="1F1F1F"/>
-              </w:rPr>
-            </w:pPr>
-            <w:r>
-              <w:rPr>
-                <w:rFonts w:ascii="標楷體" w:eastAsia="標楷體" w:hAnsi="標楷體"/>
-                <w:color w:val="1F1F1F"/>
-                <w:bdr w:val="none" w:sz="0" w:space="0" w:color="auto" w:frame="1"/>
-              </w:rPr>
-              <w:t>TEXT</w:t>
-            </w:r>
-          </w:p>
-        </w:tc>
-        <w:tc>
-          <w:tcPr>
-            <w:tcW w:w="755" w:type="pct"/>
-            <w:vAlign w:val="center"/>
-          </w:tcPr>
-          <w:p>
-            <w:pPr>
-              <w:jc w:val="center"/>
-              <w:rPr>
-                <w:rFonts w:ascii="標楷體" w:eastAsia="標楷體" w:hAnsi="標楷體"/>
-                <w:color w:val="1F1F1F"/>
-              </w:rPr>
-            </w:pPr>
-            <w:r>
-              <w:rPr>
-                <w:rFonts w:ascii="標楷體" w:eastAsia="標楷體" w:hAnsi="標楷體"/>
-                <w:color w:val="1F1F1F"/>
-                <w:bdr w:val="none" w:sz="0" w:space="0" w:color="auto" w:frame="1"/>
-              </w:rPr>
-              <w:t>是</w:t>
-            </w:r>
-          </w:p>
-        </w:tc>
-        <w:tc>
-          <w:tcPr>
-            <w:tcW w:w="1175" w:type="pct"/>
-            <w:vAlign w:val="center"/>
-          </w:tcPr>
-          <w:p>
-            <w:pPr>
-              <w:jc w:val="center"/>
-              <w:rPr>
-                <w:rFonts w:ascii="標楷體" w:eastAsia="標楷體" w:hAnsi="標楷體"/>
-                <w:color w:val="1F1F1F"/>
-              </w:rPr>
-            </w:pPr>
-            <w:r>
-              <w:rPr>
-                <w:rFonts w:ascii="標楷體" w:eastAsia="標楷體" w:hAnsi="標楷體"/>
-                <w:color w:val="1F1F1F"/>
-                <w:bdr w:val="none" w:sz="0" w:space="0" w:color="auto" w:frame="1"/>
-              </w:rPr>
-              <w:t>系統依賴關係</w:t>
-            </w:r>
-          </w:p>
-        </w:tc>
-        <w:tc>
-          <w:tcPr>
-            <w:tcW w:w="803" w:type="pct"/>
-            <w:vAlign w:val="center"/>
-            <w:hideMark/>
-          </w:tcPr>
-          <w:p>
-            <w:pPr>
-              <w:jc w:val="center"/>
-              <w:rPr>
-                <w:rFonts w:ascii="標楷體" w:eastAsia="標楷體" w:hAnsi="標楷體"/>
-                <w:color w:val="1F1F1F"/>
-              </w:rPr>
-            </w:pPr>
-            <w:r>
-              <w:rPr>
-                <w:rFonts w:ascii="標楷體" w:eastAsia="標楷體" w:hAnsi="標楷體"/>
-                <w:color w:val="1F1F1F"/>
-                <w:bdr w:val="none" w:sz="0" w:space="0" w:color="auto" w:frame="1"/>
-              </w:rPr>
-              <w:t>-</w:t>
-            </w:r>
-          </w:p>
-        </w:tc>
-      </w:tr>
-      <w:tr>
-        <w:tc>
-          <w:tcPr>
-            <w:tcW w:w="1344" w:type="pct"/>
-            <w:vAlign w:val="center"/>
-            <w:hideMark/>
-          </w:tcPr>
-          <w:p>
-            <w:pPr>
-              <w:jc w:val="center"/>
-              <w:rPr>
-                <w:rFonts w:ascii="標楷體" w:eastAsia="標楷體" w:hAnsi="標楷體"/>
-                <w:color w:val="1F1F1F"/>
-              </w:rPr>
-            </w:pPr>
-            <w:r>
-              <w:rPr>
-                <w:rFonts w:ascii="標楷體" w:eastAsia="標楷體" w:hAnsi="標楷體"/>
-                <w:color w:val="1F1F1F"/>
-                <w:bdr w:val="none" w:sz="0" w:space="0" w:color="auto" w:frame="1"/>
-              </w:rPr>
-              <w:t>confidentiality</w:t>
-            </w:r>
-          </w:p>
-        </w:tc>
-        <w:tc>
-          <w:tcPr>
-            <w:tcW w:w="923" w:type="pct"/>
-            <w:vAlign w:val="center"/>
-            <w:hideMark/>
-          </w:tcPr>
-          <w:p>
-            <w:pPr>
-              <w:jc w:val="center"/>
-              <w:rPr>
-                <w:rFonts w:ascii="標楷體" w:eastAsia="標楷體" w:hAnsi="標楷體"/>
-                <w:color w:val="1F1F1F"/>
-              </w:rPr>
-            </w:pPr>
-            <w:r>
-              <w:rPr>
-                <w:rFonts w:ascii="標楷體" w:eastAsia="標楷體" w:hAnsi="標楷體"/>
-                <w:color w:val="1F1F1F"/>
-                <w:bdr w:val="none" w:sz="0" w:space="0" w:color="auto" w:frame="1"/>
-              </w:rPr>
-              <w:t>INTEGER</w:t>
-            </w:r>
-          </w:p>
-        </w:tc>
-        <w:tc>
-          <w:tcPr>
-            <w:tcW w:w="755" w:type="pct"/>
-            <w:vAlign w:val="center"/>
-          </w:tcPr>
-          <w:p>
-            <w:pPr>
-              <w:jc w:val="center"/>
-              <w:rPr>
-                <w:rFonts w:ascii="標楷體" w:eastAsia="標楷體" w:hAnsi="標楷體"/>
-                <w:color w:val="1F1F1F"/>
-              </w:rPr>
-            </w:pPr>
-            <w:r>
-              <w:rPr>
-                <w:rFonts w:ascii="標楷體" w:eastAsia="標楷體" w:hAnsi="標楷體"/>
-                <w:color w:val="1F1F1F"/>
-                <w:bdr w:val="none" w:sz="0" w:space="0" w:color="auto" w:frame="1"/>
-              </w:rPr>
-              <w:t>是</w:t>
-            </w:r>
-          </w:p>
-        </w:tc>
-        <w:tc>
-          <w:tcPr>
-            <w:tcW w:w="1175" w:type="pct"/>
-            <w:vAlign w:val="center"/>
-          </w:tcPr>
-          <w:p>
-            <w:pPr>
-              <w:jc w:val="center"/>
-              <w:rPr>
-                <w:rFonts w:ascii="標楷體" w:eastAsia="標楷體" w:hAnsi="標楷體"/>
-                <w:color w:val="1F1F1F"/>
-              </w:rPr>
-            </w:pPr>
-            <w:r>
-              <w:rPr>
-                <w:rFonts w:ascii="標楷體" w:eastAsia="標楷體" w:hAnsi="標楷體"/>
-                <w:color w:val="1F1F1F"/>
-                <w:bdr w:val="none" w:sz="0" w:space="0" w:color="auto" w:frame="1"/>
-              </w:rPr>
-              <w:t>機密性分數</w:t>
-            </w:r>
-          </w:p>
-        </w:tc>
-        <w:tc>
-          <w:tcPr>
-            <w:tcW w:w="803" w:type="pct"/>
-            <w:vAlign w:val="center"/>
-            <w:hideMark/>
-          </w:tcPr>
-          <w:p>
-            <w:pPr>
-              <w:jc w:val="center"/>
-              <w:rPr>
-                <w:rFonts w:ascii="標楷體" w:eastAsia="標楷體" w:hAnsi="標楷體"/>
-                <w:color w:val="1F1F1F"/>
-              </w:rPr>
-            </w:pPr>
-          </w:p>
-        </w:tc>
-      </w:tr>
-      <w:tr>
-        <w:tc>
-          <w:tcPr>
-            <w:tcW w:w="1344" w:type="pct"/>
-            <w:vAlign w:val="center"/>
-            <w:hideMark/>
-          </w:tcPr>
-          <w:p>
-            <w:pPr>
-              <w:jc w:val="center"/>
-              <w:rPr>
-                <w:rFonts w:ascii="標楷體" w:eastAsia="標楷體" w:hAnsi="標楷體"/>
-                <w:color w:val="1F1F1F"/>
-              </w:rPr>
-            </w:pPr>
-            <w:r>
-              <w:rPr>
-                <w:rFonts w:ascii="標楷體" w:eastAsia="標楷體" w:hAnsi="標楷體"/>
-                <w:color w:val="1F1F1F"/>
-                <w:bdr w:val="none" w:sz="0" w:space="0" w:color="auto" w:frame="1"/>
-              </w:rPr>
-              <w:t>integrity</w:t>
-            </w:r>
-          </w:p>
-        </w:tc>
-        <w:tc>
-          <w:tcPr>
-            <w:tcW w:w="923" w:type="pct"/>
-            <w:vAlign w:val="center"/>
-            <w:hideMark/>
-          </w:tcPr>
-          <w:p>
-            <w:pPr>
-              <w:jc w:val="center"/>
-              <w:rPr>
-                <w:rFonts w:ascii="標楷體" w:eastAsia="標楷體" w:hAnsi="標楷體"/>
-                <w:color w:val="1F1F1F"/>
-              </w:rPr>
-            </w:pPr>
-            <w:r>
-              <w:rPr>
-                <w:rFonts w:ascii="標楷體" w:eastAsia="標楷體" w:hAnsi="標楷體"/>
-                <w:color w:val="1F1F1F"/>
-                <w:bdr w:val="none" w:sz="0" w:space="0" w:color="auto" w:frame="1"/>
-              </w:rPr>
-              <w:t>INTEGER</w:t>
-            </w:r>
-          </w:p>
-        </w:tc>
-        <w:tc>
-          <w:tcPr>
-            <w:tcW w:w="755" w:type="pct"/>
-            <w:vAlign w:val="center"/>
-          </w:tcPr>
-          <w:p>
-            <w:pPr>
-              <w:jc w:val="center"/>
-              <w:rPr>
-                <w:rFonts w:ascii="標楷體" w:eastAsia="標楷體" w:hAnsi="標楷體"/>
-                <w:color w:val="1F1F1F"/>
-              </w:rPr>
-            </w:pPr>
-            <w:r>
-              <w:rPr>
-                <w:rFonts w:ascii="標楷體" w:eastAsia="標楷體" w:hAnsi="標楷體"/>
-                <w:color w:val="1F1F1F"/>
-                <w:bdr w:val="none" w:sz="0" w:space="0" w:color="auto" w:frame="1"/>
-              </w:rPr>
-              <w:t>是</w:t>
-            </w:r>
-          </w:p>
-        </w:tc>
-        <w:tc>
-          <w:tcPr>
-            <w:tcW w:w="1175" w:type="pct"/>
-            <w:vAlign w:val="center"/>
-          </w:tcPr>
-          <w:p>
-            <w:pPr>
-              <w:jc w:val="center"/>
-              <w:rPr>
-                <w:rFonts w:ascii="標楷體" w:eastAsia="標楷體" w:hAnsi="標楷體"/>
-                <w:color w:val="1F1F1F"/>
-              </w:rPr>
-            </w:pPr>
-            <w:r>
-              <w:rPr>
-                <w:rFonts w:ascii="標楷體" w:eastAsia="標楷體" w:hAnsi="標楷體"/>
-                <w:color w:val="1F1F1F"/>
-                <w:bdr w:val="none" w:sz="0" w:space="0" w:color="auto" w:frame="1"/>
-              </w:rPr>
-              <w:t>完整性分數</w:t>
-            </w:r>
-          </w:p>
-        </w:tc>
-        <w:tc>
-          <w:tcPr>
-            <w:tcW w:w="803" w:type="pct"/>
-            <w:vAlign w:val="center"/>
-            <w:hideMark/>
-          </w:tcPr>
-          <w:p>
-            <w:pPr>
-              <w:jc w:val="center"/>
-              <w:rPr>
-                <w:rFonts w:ascii="標楷體" w:eastAsia="標楷體" w:hAnsi="標楷體"/>
-                <w:color w:val="1F1F1F"/>
-              </w:rPr>
-            </w:pPr>
-          </w:p>
-        </w:tc>
-      </w:tr>
-      <w:tr>
-        <w:tc>
-          <w:tcPr>
-            <w:tcW w:w="1344" w:type="pct"/>
-            <w:vAlign w:val="center"/>
-            <w:hideMark/>
-          </w:tcPr>
-          <w:p>
-            <w:pPr>
-              <w:jc w:val="center"/>
-              <w:rPr>
-                <w:rFonts w:ascii="標楷體" w:eastAsia="標楷體" w:hAnsi="標楷體"/>
-                <w:color w:val="1F1F1F"/>
-              </w:rPr>
-            </w:pPr>
-            <w:r>
-              <w:rPr>
-                <w:rFonts w:ascii="標楷體" w:eastAsia="標楷體" w:hAnsi="標楷體"/>
-                <w:color w:val="1F1F1F"/>
-                <w:bdr w:val="none" w:sz="0" w:space="0" w:color="auto" w:frame="1"/>
-              </w:rPr>
-              <w:t>availability</w:t>
-            </w:r>
-          </w:p>
-        </w:tc>
-        <w:tc>
-          <w:tcPr>
-            <w:tcW w:w="923" w:type="pct"/>
-            <w:vAlign w:val="center"/>
-            <w:hideMark/>
-          </w:tcPr>
-          <w:p>
-            <w:pPr>
-              <w:jc w:val="center"/>
-              <w:rPr>
-                <w:rFonts w:ascii="標楷體" w:eastAsia="標楷體" w:hAnsi="標楷體"/>
-                <w:color w:val="1F1F1F"/>
-              </w:rPr>
-            </w:pPr>
-            <w:r>
-              <w:rPr>
-                <w:rFonts w:ascii="標楷體" w:eastAsia="標楷體" w:hAnsi="標楷體"/>
-                <w:color w:val="1F1F1F"/>
-                <w:bdr w:val="none" w:sz="0" w:space="0" w:color="auto" w:frame="1"/>
-              </w:rPr>
-              <w:t>INTEGER</w:t>
-            </w:r>
-          </w:p>
-        </w:tc>
-        <w:tc>
-          <w:tcPr>
-            <w:tcW w:w="755" w:type="pct"/>
-            <w:vAlign w:val="center"/>
-          </w:tcPr>
-          <w:p>
-            <w:pPr>
-              <w:jc w:val="center"/>
-              <w:rPr>
-                <w:rFonts w:ascii="標楷體" w:eastAsia="標楷體" w:hAnsi="標楷體"/>
-                <w:color w:val="1F1F1F"/>
-              </w:rPr>
-            </w:pPr>
-            <w:r>
-              <w:rPr>
-                <w:rFonts w:ascii="標楷體" w:eastAsia="標楷體" w:hAnsi="標楷體"/>
-                <w:color w:val="1F1F1F"/>
-                <w:bdr w:val="none" w:sz="0" w:space="0" w:color="auto" w:frame="1"/>
-              </w:rPr>
-              <w:t>是</w:t>
-            </w:r>
-          </w:p>
-        </w:tc>
-        <w:tc>
-          <w:tcPr>
-            <w:tcW w:w="1175" w:type="pct"/>
-            <w:vAlign w:val="center"/>
-          </w:tcPr>
-          <w:p>
-            <w:pPr>
-              <w:jc w:val="center"/>
-              <w:rPr>
-                <w:rFonts w:ascii="標楷體" w:eastAsia="標楷體" w:hAnsi="標楷體"/>
-                <w:color w:val="1F1F1F"/>
-              </w:rPr>
-            </w:pPr>
-            <w:r>
-              <w:rPr>
-                <w:rFonts w:ascii="標楷體" w:eastAsia="標楷體" w:hAnsi="標楷體"/>
-                <w:color w:val="1F1F1F"/>
-                <w:bdr w:val="none" w:sz="0" w:space="0" w:color="auto" w:frame="1"/>
-              </w:rPr>
-              <w:t>可用性分數</w:t>
-            </w:r>
-          </w:p>
-        </w:tc>
-        <w:tc>
-          <w:tcPr>
-            <w:tcW w:w="803" w:type="pct"/>
-            <w:vAlign w:val="center"/>
-            <w:hideMark/>
-          </w:tcPr>
-          <w:p>
-            <w:pPr>
-              <w:jc w:val="center"/>
-              <w:rPr>
-                <w:rFonts w:ascii="標楷體" w:eastAsia="標楷體" w:hAnsi="標楷體"/>
-                <w:color w:val="1F1F1F"/>
-              </w:rPr>
-            </w:pPr>
-          </w:p>
-        </w:tc>
-      </w:tr>
-      <w:tr>
-        <w:tc>
-          <w:tcPr>
-            <w:tcW w:w="1344" w:type="pct"/>
-            <w:vAlign w:val="center"/>
-            <w:hideMark/>
-          </w:tcPr>
-          <w:p>
-            <w:pPr>
-              <w:jc w:val="center"/>
-              <w:rPr>
-                <w:rFonts w:ascii="標楷體" w:eastAsia="標楷體" w:hAnsi="標楷體"/>
-                <w:color w:val="1F1F1F"/>
-              </w:rPr>
-            </w:pPr>
-            <w:proofErr w:type="spellStart"/>
-            <w:r>
-              <w:rPr>
-                <w:rFonts w:ascii="標楷體" w:eastAsia="標楷體" w:hAnsi="標楷體"/>
-                <w:color w:val="1F1F1F"/>
-                <w:bdr w:val="none" w:sz="0" w:space="0" w:color="auto" w:frame="1"/>
-              </w:rPr>
-              <w:t>threat_level</w:t>
-            </w:r>
-            <w:proofErr w:type="spellEnd"/>
-          </w:p>
-        </w:tc>
-        <w:tc>
-          <w:tcPr>
-            <w:tcW w:w="923" w:type="pct"/>
-            <w:vAlign w:val="center"/>
-            <w:hideMark/>
-          </w:tcPr>
-          <w:p>
-            <w:pPr>
-              <w:jc w:val="center"/>
-              <w:rPr>
-                <w:rFonts w:ascii="標楷體" w:eastAsia="標楷體" w:hAnsi="標楷體"/>
-                <w:color w:val="1F1F1F"/>
-              </w:rPr>
-            </w:pPr>
-            <w:r>
-              <w:rPr>
-                <w:rFonts w:ascii="標楷體" w:eastAsia="標楷體" w:hAnsi="標楷體"/>
-                <w:color w:val="1F1F1F"/>
-                <w:bdr w:val="none" w:sz="0" w:space="0" w:color="auto" w:frame="1"/>
-              </w:rPr>
-              <w:t>TEXT</w:t>
-            </w:r>
-          </w:p>
-        </w:tc>
-        <w:tc>
-          <w:tcPr>
-            <w:tcW w:w="755" w:type="pct"/>
-            <w:vAlign w:val="center"/>
-          </w:tcPr>
-          <w:p>
-            <w:pPr>
-              <w:jc w:val="center"/>
-              <w:rPr>
-                <w:rFonts w:ascii="標楷體" w:eastAsia="標楷體" w:hAnsi="標楷體"/>
-                <w:color w:val="1F1F1F"/>
-              </w:rPr>
-            </w:pPr>
-            <w:r>
-              <w:rPr>
-                <w:rFonts w:ascii="標楷體" w:eastAsia="標楷體" w:hAnsi="標楷體"/>
-                <w:color w:val="1F1F1F"/>
-                <w:bdr w:val="none" w:sz="0" w:space="0" w:color="auto" w:frame="1"/>
-              </w:rPr>
-              <w:t>是</w:t>
-            </w:r>
-          </w:p>
-        </w:tc>
-        <w:tc>
-          <w:tcPr>
-            <w:tcW w:w="1175" w:type="pct"/>
-            <w:vAlign w:val="center"/>
-          </w:tcPr>
-          <w:p>
-            <w:pPr>
-              <w:jc w:val="center"/>
-              <w:rPr>
-                <w:rFonts w:ascii="標楷體" w:eastAsia="標楷體" w:hAnsi="標楷體"/>
-                <w:color w:val="1F1F1F"/>
-              </w:rPr>
-            </w:pPr>
-            <w:r>
-              <w:rPr>
-                <w:rFonts w:ascii="標楷體" w:eastAsia="標楷體" w:hAnsi="標楷體"/>
-                <w:color w:val="1F1F1F"/>
-                <w:bdr w:val="none" w:sz="0" w:space="0" w:color="auto" w:frame="1"/>
-              </w:rPr>
-              <w:t>威脅等級</w:t>
-            </w:r>
-          </w:p>
-        </w:tc>
-        <w:tc>
-          <w:tcPr>
-            <w:tcW w:w="803" w:type="pct"/>
-            <w:vAlign w:val="center"/>
-            <w:hideMark/>
-          </w:tcPr>
-          <w:p>
-            <w:pPr>
-              <w:jc w:val="center"/>
-              <w:rPr>
-                <w:rFonts w:ascii="標楷體" w:eastAsia="標楷體" w:hAnsi="標楷體"/>
-                <w:color w:val="1F1F1F"/>
-              </w:rPr>
-            </w:pPr>
-            <w:r>
-              <w:rPr>
-                <w:rFonts w:ascii="標楷體" w:eastAsia="標楷體" w:hAnsi="標楷體"/>
-                <w:color w:val="1F1F1F"/>
-                <w:bdr w:val="none" w:sz="0" w:space="0" w:color="auto" w:frame="1"/>
-              </w:rPr>
-              <w:t>-</w:t>
-            </w:r>
-          </w:p>
-        </w:tc>
-      </w:tr>
-      <w:tr>
-        <w:tc>
-          <w:tcPr>
-            <w:tcW w:w="1344" w:type="pct"/>
-            <w:vAlign w:val="center"/>
-            <w:hideMark/>
-          </w:tcPr>
-          <w:p>
-            <w:pPr>
-              <w:jc w:val="center"/>
-              <w:rPr>
-                <w:rFonts w:ascii="標楷體" w:eastAsia="標楷體" w:hAnsi="標楷體"/>
-                <w:color w:val="1F1F1F"/>
-              </w:rPr>
-            </w:pPr>
-            <w:proofErr w:type="spellStart"/>
-            <w:r>
-              <w:rPr>
-                <w:rFonts w:ascii="標楷體" w:eastAsia="標楷體" w:hAnsi="標楷體"/>
-                <w:color w:val="1F1F1F"/>
-                <w:bdr w:val="none" w:sz="0" w:space="0" w:color="auto" w:frame="1"/>
-              </w:rPr>
-              <w:t>created_at</w:t>
-            </w:r>
-            <w:proofErr w:type="spellEnd"/>
-          </w:p>
-        </w:tc>
-        <w:tc>
-          <w:tcPr>
-            <w:tcW w:w="923" w:type="pct"/>
-            <w:vAlign w:val="center"/>
-            <w:hideMark/>
-          </w:tcPr>
-          <w:p>
-            <w:pPr>
-              <w:jc w:val="center"/>
-              <w:rPr>
-                <w:rFonts w:ascii="標楷體" w:eastAsia="標楷體" w:hAnsi="標楷體"/>
-                <w:color w:val="1F1F1F"/>
-              </w:rPr>
-            </w:pPr>
-            <w:r>
-              <w:rPr>
-                <w:rFonts w:ascii="標楷體" w:eastAsia="標楷體" w:hAnsi="標楷體"/>
-                <w:color w:val="1F1F1F"/>
-                <w:bdr w:val="none" w:sz="0" w:space="0" w:color="auto" w:frame="1"/>
-              </w:rPr>
-              <w:t>TIMESTAMPTZ</w:t>
-            </w:r>
-          </w:p>
-        </w:tc>
-        <w:tc>
-          <w:tcPr>
-            <w:tcW w:w="755" w:type="pct"/>
-            <w:vAlign w:val="center"/>
-          </w:tcPr>
-          <w:p>
-            <w:pPr>
-              <w:jc w:val="center"/>
-              <w:rPr>
-                <w:rFonts w:ascii="標楷體" w:eastAsia="標楷體" w:hAnsi="標楷體"/>
-                <w:color w:val="1F1F1F"/>
-              </w:rPr>
-            </w:pPr>
-            <w:r>
-              <w:rPr>
-                <w:rFonts w:ascii="標楷體" w:eastAsia="標楷體" w:hAnsi="標楷體"/>
-                <w:color w:val="1F1F1F"/>
-                <w:bdr w:val="none" w:sz="0" w:space="0" w:color="auto" w:frame="1"/>
-              </w:rPr>
-              <w:t>是</w:t>
-            </w:r>
-          </w:p>
-        </w:tc>
-        <w:tc>
-          <w:tcPr>
-            <w:tcW w:w="1175" w:type="pct"/>
-            <w:vAlign w:val="center"/>
-          </w:tcPr>
-          <w:p>
-            <w:pPr>
-              <w:jc w:val="center"/>
-              <w:rPr>
-                <w:rFonts w:ascii="標楷體" w:eastAsia="標楷體" w:hAnsi="標楷體"/>
-                <w:color w:val="1F1F1F"/>
-              </w:rPr>
-            </w:pPr>
-            <w:r>
-              <w:rPr>
-                <w:rFonts w:ascii="標楷體" w:eastAsia="標楷體" w:hAnsi="標楷體"/>
-                <w:color w:val="1F1F1F"/>
-                <w:bdr w:val="none" w:sz="0" w:space="0" w:color="auto" w:frame="1"/>
-              </w:rPr>
-              <w:t>建立時間</w:t>
-            </w:r>
-          </w:p>
-        </w:tc>
-        <w:tc>
-          <w:tcPr>
-            <w:tcW w:w="803" w:type="pct"/>
-            <w:vAlign w:val="center"/>
-            <w:hideMark/>
-          </w:tcPr>
-          <w:p>
-            <w:pPr>
-              <w:jc w:val="center"/>
-              <w:rPr>
-                <w:rFonts w:ascii="標楷體" w:eastAsia="標楷體" w:hAnsi="標楷體"/>
-                <w:color w:val="1F1F1F"/>
-              </w:rPr>
-            </w:pPr>
-            <w:r>
-              <w:rPr>
-                <w:rFonts w:ascii="標楷體" w:eastAsia="標楷體" w:hAnsi="標楷體"/>
-                <w:color w:val="1F1F1F"/>
-                <w:bdr w:val="none" w:sz="0" w:space="0" w:color="auto" w:frame="1"/>
-              </w:rPr>
-              <w:t>Default: now()</w:t>
-            </w:r>
-          </w:p>
-        </w:tc>
-      </w:tr>
-      <w:tr>
-        <w:tc>
-          <w:tcPr>
-            <w:tcW w:w="1344" w:type="pct"/>
-            <w:vAlign w:val="center"/>
-            <w:hideMark/>
-          </w:tcPr>
-          <w:p>
-            <w:pPr>
-              <w:jc w:val="center"/>
-              <w:rPr>
-                <w:rFonts w:ascii="標楷體" w:eastAsia="標楷體" w:hAnsi="標楷體"/>
-                <w:color w:val="1F1F1F"/>
-              </w:rPr>
-            </w:pPr>
-            <w:proofErr w:type="spellStart"/>
-            <w:r>
-              <w:rPr>
-                <w:rFonts w:ascii="標楷體" w:eastAsia="標楷體" w:hAnsi="標楷體"/>
-                <w:color w:val="1F1F1F"/>
-                <w:bdr w:val="none" w:sz="0" w:space="0" w:color="auto" w:frame="1"/>
-              </w:rPr>
-              <w:t>original_label</w:t>
-            </w:r>
-            <w:proofErr w:type="spellEnd"/>
-          </w:p>
-        </w:tc>
-        <w:tc>
-          <w:tcPr>
-            <w:tcW w:w="923" w:type="pct"/>
-            <w:vAlign w:val="center"/>
-            <w:hideMark/>
-          </w:tcPr>
-          <w:p>
-            <w:pPr>
-              <w:jc w:val="center"/>
-              <w:rPr>
-                <w:rFonts w:ascii="標楷體" w:eastAsia="標楷體" w:hAnsi="標楷體"/>
-                <w:color w:val="1F1F1F"/>
-              </w:rPr>
-            </w:pPr>
-            <w:r>
-              <w:rPr>
-                <w:rFonts w:ascii="標楷體" w:eastAsia="標楷體" w:hAnsi="標楷體"/>
-                <w:color w:val="1F1F1F"/>
-                <w:bdr w:val="none" w:sz="0" w:space="0" w:color="auto" w:frame="1"/>
-              </w:rPr>
-              <w:t>TEXT</w:t>
-            </w:r>
-          </w:p>
-        </w:tc>
-        <w:tc>
-          <w:tcPr>
-            <w:tcW w:w="755" w:type="pct"/>
-            <w:vAlign w:val="center"/>
-          </w:tcPr>
-          <w:p>
-            <w:pPr>
-              <w:jc w:val="center"/>
-              <w:rPr>
-                <w:rFonts w:ascii="標楷體" w:eastAsia="標楷體" w:hAnsi="標楷體"/>
-                <w:color w:val="1F1F1F"/>
-              </w:rPr>
-            </w:pPr>
-            <w:r>
-              <w:rPr>
-                <w:rFonts w:ascii="標楷體" w:eastAsia="標楷體" w:hAnsi="標楷體"/>
-                <w:color w:val="1F1F1F"/>
-                <w:bdr w:val="none" w:sz="0" w:space="0" w:color="auto" w:frame="1"/>
-              </w:rPr>
-              <w:t>是</w:t>
-            </w:r>
-          </w:p>
-        </w:tc>
-        <w:tc>
-          <w:tcPr>
-            <w:tcW w:w="1175" w:type="pct"/>
-            <w:vAlign w:val="center"/>
-          </w:tcPr>
-          <w:p>
-            <w:pPr>
-              <w:jc w:val="center"/>
-              <w:rPr>
-                <w:rFonts w:ascii="標楷體" w:eastAsia="標楷體" w:hAnsi="標楷體"/>
-                <w:color w:val="1F1F1F"/>
-              </w:rPr>
-            </w:pPr>
-            <w:r>
-              <w:rPr>
-                <w:rFonts w:ascii="標楷體" w:eastAsia="標楷體" w:hAnsi="標楷體"/>
-                <w:color w:val="1F1F1F"/>
-                <w:bdr w:val="none" w:sz="0" w:space="0" w:color="auto" w:frame="1"/>
-              </w:rPr>
-              <w:t>原始標籤/舊編號</w:t>
-            </w:r>
-          </w:p>
-        </w:tc>
-        <w:tc>
-          <w:tcPr>
-            <w:tcW w:w="803" w:type="pct"/>
-            <w:vAlign w:val="center"/>
-            <w:hideMark/>
-          </w:tcPr>
-          <w:p>
-            <w:pPr>
-              <w:jc w:val="center"/>
-              <w:rPr>
-                <w:rFonts w:ascii="標楷體" w:eastAsia="標楷體" w:hAnsi="標楷體"/>
-                <w:color w:val="1F1F1F"/>
-              </w:rPr>
-            </w:pPr>
-            <w:r>
-              <w:rPr>
-                <w:rFonts w:ascii="標楷體" w:eastAsia="標楷體" w:hAnsi="標楷體"/>
-                <w:color w:val="1F1F1F"/>
-                <w:bdr w:val="none" w:sz="0" w:space="0" w:color="auto" w:frame="1"/>
-              </w:rPr>
-              <w:t>-</w:t>
-            </w:r>
-          </w:p>
-        </w:tc>
-      </w:tr>
-    </w:tbl>
-    <w:p>
-      <w:pPr>
-        <w:widowControl/>
-        <w:jc w:val="center"/>
-        <w:rPr>
-          <w:rFonts w:ascii="標楷體" w:eastAsia="標楷體" w:hAnsi="標楷體" w:cs="新細明體"/>
-          <w:kern w:val="0"/>
-          <w:szCs w:val="24"/>
-        </w:rPr>
-      </w:pPr>
-      <w:r>
-        <w:rPr>
-          <w:rFonts w:ascii="標楷體" w:eastAsia="標楷體" w:hAnsi="標楷體" w:cs="新細明體"/>
-          <w:kern w:val="0"/>
-          <w:szCs w:val="24"/>
-        </w:rPr>
-        <w:pict>
-          <v:rect id="_x0000_i1036" style="width:0;height:1.5pt" o:hralign="center" o:hrstd="t" o:hr="t" fillcolor="#a0a0a0" stroked="f"/>
-        </w:pict>
-      </w:r>
-    </w:p>
-    <w:p>
-      <w:pPr>
-        <w:widowControl/>
-        <w:spacing w:before="100" w:beforeAutospacing="1" w:after="100" w:afterAutospacing="1"/>
-        <w:jc w:val="center"/>
-        <w:rPr>
-          <w:rFonts w:ascii="標楷體" w:eastAsia="標楷體" w:hAnsi="標楷體" w:cs="新細明體"/>
-          <w:kern w:val="0"/>
-          <w:szCs w:val="24"/>
-        </w:rPr>
-      </w:pPr>
+      <w:bookmarkStart w:id="0" w:name="_GoBack"/>
       <w:r>
         <w:rPr>
           <w:rFonts w:ascii="標楷體" w:eastAsia="標楷體" w:hAnsi="標楷體"/>
         </w:rPr>
-        <w:t xml:space="preserve">表 8.2: </w:t>
+        <w:t>Assets (資產表)</w:t>
       </w:r>
-      <w:proofErr w:type="spellStart"/>
-      <w:r>
-        <w:rPr>
-          <w:rFonts w:ascii="標楷體" w:eastAsia="標楷體" w:hAnsi="標楷體"/>
-        </w:rPr>
-        <w:t>Risk_assessments</w:t>
-      </w:r>
-      <w:proofErr w:type="spellEnd"/>
-      <w:r>
-        <w:rPr>
-          <w:rFonts w:ascii="標楷體" w:eastAsia="標楷體" w:hAnsi="標楷體"/>
-        </w:rPr>
-        <w:t xml:space="preserve"> (風險評估表)</w:t>
-      </w:r>
-      <w:r>
-        <w:rPr>
-          <w:rFonts w:ascii="標楷體" w:eastAsia="標楷體" w:hAnsi="標楷體"/>
-        </w:rPr>
-        <w:t xml:space="preserve"> </w:t>
-      </w:r>
+      <w:bookmarkEnd w:id="0"/>
       <w:r>
         <w:rPr>
           <w:rFonts w:ascii="標楷體" w:eastAsia="標楷體" w:hAnsi="標楷體"/>
@@ -2303,7 +442,6 @@
           <w:tcPr>
             <w:tcW w:w="755" w:type="pct"/>
             <w:vAlign w:val="center"/>
-            <w:hideMark/>
           </w:tcPr>
           <w:p>
             <w:pPr>
@@ -2423,7 +561,6 @@
           <w:tcPr>
             <w:tcW w:w="755" w:type="pct"/>
             <w:vAlign w:val="center"/>
-            <w:hideMark/>
           </w:tcPr>
           <w:p>
             <w:pPr>
@@ -2462,7 +599,7 @@
                 <w:color w:val="1F1F1F"/>
                 <w:bdr w:val="none" w:sz="0" w:space="0" w:color="auto" w:frame="1"/>
               </w:rPr>
-              <w:t>評鑑唯一識別碼</w:t>
+              <w:t>系統唯一識別碼</w:t>
             </w:r>
           </w:p>
         </w:tc>
@@ -2546,7 +683,6 @@
           <w:tcPr>
             <w:tcW w:w="755" w:type="pct"/>
             <w:vAlign w:val="center"/>
-            <w:hideMark/>
           </w:tcPr>
           <w:p>
             <w:pPr>
@@ -2585,7 +721,7 @@
                 <w:color w:val="1F1F1F"/>
                 <w:bdr w:val="none" w:sz="0" w:space="0" w:color="auto" w:frame="1"/>
               </w:rPr>
-              <w:t>關聯之資產編號</w:t>
+              <w:t>資產編號 (如 DA-1)</w:t>
             </w:r>
           </w:p>
         </w:tc>
@@ -2609,7 +745,7 @@
                 <w:color w:val="1F1F1F"/>
                 <w:bdr w:val="none" w:sz="0" w:space="0" w:color="auto" w:frame="1"/>
               </w:rPr>
-              <w:t>FK (assets)</w:t>
+              <w:t>Unique</w:t>
             </w:r>
           </w:p>
         </w:tc>
@@ -2636,7 +772,7 @@
                 <w:color w:val="1F1F1F"/>
                 <w:bdr w:val="none" w:sz="0" w:space="0" w:color="auto" w:frame="1"/>
               </w:rPr>
-              <w:t>threat_description</w:t>
+              <w:t>asset_name</w:t>
             </w:r>
             <w:proofErr w:type="spellEnd"/>
           </w:p>
@@ -2669,23 +805,22 @@
           <w:tcPr>
             <w:tcW w:w="755" w:type="pct"/>
             <w:vAlign w:val="center"/>
-            <w:hideMark/>
-          </w:tcPr>
-          <w:p>
-            <w:pPr>
-              <w:jc w:val="center"/>
-              <w:rPr>
-                <w:rFonts w:ascii="標楷體" w:eastAsia="標楷體" w:hAnsi="標楷體"/>
-                <w:color w:val="1F1F1F"/>
-              </w:rPr>
-            </w:pPr>
-            <w:r>
-              <w:rPr>
-                <w:rFonts w:ascii="標楷體" w:eastAsia="標楷體" w:hAnsi="標楷體"/>
-                <w:color w:val="1F1F1F"/>
-                <w:bdr w:val="none" w:sz="0" w:space="0" w:color="auto" w:frame="1"/>
-              </w:rPr>
-              <w:t>是</w:t>
+          </w:tcPr>
+          <w:p>
+            <w:pPr>
+              <w:jc w:val="center"/>
+              <w:rPr>
+                <w:rFonts w:ascii="標楷體" w:eastAsia="標楷體" w:hAnsi="標楷體"/>
+                <w:color w:val="1F1F1F"/>
+              </w:rPr>
+            </w:pPr>
+            <w:r>
+              <w:rPr>
+                <w:rFonts w:ascii="標楷體" w:eastAsia="標楷體" w:hAnsi="標楷體"/>
+                <w:color w:val="1F1F1F"/>
+                <w:bdr w:val="none" w:sz="0" w:space="0" w:color="auto" w:frame="1"/>
+              </w:rPr>
+              <w:t>否</w:t>
             </w:r>
           </w:p>
         </w:tc>
@@ -2708,7 +843,7 @@
                 <w:color w:val="1F1F1F"/>
                 <w:bdr w:val="none" w:sz="0" w:space="0" w:color="auto" w:frame="1"/>
               </w:rPr>
-              <w:t>威脅描述</w:t>
+              <w:t>資產名稱</w:t>
             </w:r>
           </w:p>
         </w:tc>
@@ -2759,7 +894,7 @@
                 <w:color w:val="1F1F1F"/>
                 <w:bdr w:val="none" w:sz="0" w:space="0" w:color="auto" w:frame="1"/>
               </w:rPr>
-              <w:t>vulnerability_description</w:t>
+              <w:t>asset_type</w:t>
             </w:r>
             <w:proofErr w:type="spellEnd"/>
           </w:p>
@@ -2792,7 +927,6 @@
           <w:tcPr>
             <w:tcW w:w="755" w:type="pct"/>
             <w:vAlign w:val="center"/>
-            <w:hideMark/>
           </w:tcPr>
           <w:p>
             <w:pPr>
@@ -2831,7 +965,7 @@
                 <w:color w:val="1F1F1F"/>
                 <w:bdr w:val="none" w:sz="0" w:space="0" w:color="auto" w:frame="1"/>
               </w:rPr>
-              <w:t>弱點描述</w:t>
+              <w:t>資產類別</w:t>
             </w:r>
           </w:p>
         </w:tc>
@@ -2875,16 +1009,14 @@
                 <w:color w:val="1F1F1F"/>
               </w:rPr>
             </w:pPr>
-            <w:proofErr w:type="spellStart"/>
-            <w:r>
-              <w:rPr>
-                <w:rFonts w:ascii="標楷體" w:eastAsia="標楷體" w:hAnsi="標楷體"/>
-                <w:color w:val="1F1F1F"/>
-                <w:bdr w:val="none" w:sz="0" w:space="0" w:color="auto" w:frame="1"/>
-              </w:rPr>
-              <w:t>risk_score</w:t>
-            </w:r>
-            <w:proofErr w:type="spellEnd"/>
+            <w:r>
+              <w:rPr>
+                <w:rFonts w:ascii="標楷體" w:eastAsia="標楷體" w:hAnsi="標楷體"/>
+                <w:color w:val="1F1F1F"/>
+                <w:bdr w:val="none" w:sz="0" w:space="0" w:color="auto" w:frame="1"/>
+              </w:rPr>
+              <w:t>description</w:t>
+            </w:r>
           </w:p>
         </w:tc>
         <w:tc>
@@ -2907,7 +1039,7 @@
                 <w:color w:val="1F1F1F"/>
                 <w:bdr w:val="none" w:sz="0" w:space="0" w:color="auto" w:frame="1"/>
               </w:rPr>
-              <w:t>DECIMAL</w:t>
+              <w:t>TEXT</w:t>
             </w:r>
           </w:p>
         </w:tc>
@@ -2915,7 +1047,6 @@
           <w:tcPr>
             <w:tcW w:w="755" w:type="pct"/>
             <w:vAlign w:val="center"/>
-            <w:hideMark/>
           </w:tcPr>
           <w:p>
             <w:pPr>
@@ -2954,7 +1085,7 @@
                 <w:color w:val="1F1F1F"/>
                 <w:bdr w:val="none" w:sz="0" w:space="0" w:color="auto" w:frame="1"/>
               </w:rPr>
-              <w:t>風險分數 (系統計算)</w:t>
+              <w:t>資產詳細描述</w:t>
             </w:r>
           </w:p>
         </w:tc>
@@ -3005,8 +1136,7 @@
                 <w:color w:val="1F1F1F"/>
                 <w:bdr w:val="none" w:sz="0" w:space="0" w:color="auto" w:frame="1"/>
               </w:rPr>
-              <w:lastRenderedPageBreak/>
-              <w:t>ai_suggestion</w:t>
+              <w:t>data_type</w:t>
             </w:r>
             <w:proofErr w:type="spellEnd"/>
           </w:p>
@@ -3039,7 +1169,6 @@
           <w:tcPr>
             <w:tcW w:w="755" w:type="pct"/>
             <w:vAlign w:val="center"/>
-            <w:hideMark/>
           </w:tcPr>
           <w:p>
             <w:pPr>
@@ -3078,7 +1207,7 @@
                 <w:color w:val="1F1F1F"/>
                 <w:bdr w:val="none" w:sz="0" w:space="0" w:color="auto" w:frame="1"/>
               </w:rPr>
-              <w:t>AI 改善建議內容</w:t>
+              <w:t>資料類型</w:t>
             </w:r>
           </w:p>
         </w:tc>
@@ -3128,7 +1257,7 @@
                 <w:color w:val="1F1F1F"/>
                 <w:bdr w:val="none" w:sz="0" w:space="0" w:color="auto" w:frame="1"/>
               </w:rPr>
-              <w:t>status</w:t>
+              <w:t>owner</w:t>
             </w:r>
           </w:p>
         </w:tc>
@@ -3160,23 +1289,22 @@
           <w:tcPr>
             <w:tcW w:w="755" w:type="pct"/>
             <w:vAlign w:val="center"/>
-            <w:hideMark/>
-          </w:tcPr>
-          <w:p>
-            <w:pPr>
-              <w:jc w:val="center"/>
-              <w:rPr>
-                <w:rFonts w:ascii="標楷體" w:eastAsia="標楷體" w:hAnsi="標楷體"/>
-                <w:color w:val="1F1F1F"/>
-              </w:rPr>
-            </w:pPr>
-            <w:r>
-              <w:rPr>
-                <w:rFonts w:ascii="標楷體" w:eastAsia="標楷體" w:hAnsi="標楷體"/>
-                <w:color w:val="1F1F1F"/>
-                <w:bdr w:val="none" w:sz="0" w:space="0" w:color="auto" w:frame="1"/>
-              </w:rPr>
-              <w:t>是</w:t>
+          </w:tcPr>
+          <w:p>
+            <w:pPr>
+              <w:jc w:val="center"/>
+              <w:rPr>
+                <w:rFonts w:ascii="標楷體" w:eastAsia="標楷體" w:hAnsi="標楷體"/>
+                <w:color w:val="1F1F1F"/>
+              </w:rPr>
+            </w:pPr>
+            <w:r>
+              <w:rPr>
+                <w:rFonts w:ascii="標楷體" w:eastAsia="標楷體" w:hAnsi="標楷體"/>
+                <w:color w:val="1F1F1F"/>
+                <w:bdr w:val="none" w:sz="0" w:space="0" w:color="auto" w:frame="1"/>
+              </w:rPr>
+              <w:t>否</w:t>
             </w:r>
           </w:p>
         </w:tc>
@@ -3199,7 +1327,7 @@
                 <w:color w:val="1F1F1F"/>
                 <w:bdr w:val="none" w:sz="0" w:space="0" w:color="auto" w:frame="1"/>
               </w:rPr>
-              <w:t>評鑑狀態</w:t>
+              <w:t>資產負責人</w:t>
             </w:r>
           </w:p>
         </w:tc>
@@ -3250,7 +1378,7 @@
                 <w:color w:val="1F1F1F"/>
                 <w:bdr w:val="none" w:sz="0" w:space="0" w:color="auto" w:frame="1"/>
               </w:rPr>
-              <w:t>uploaded_by</w:t>
+              <w:t>system_dependency</w:t>
             </w:r>
             <w:proofErr w:type="spellEnd"/>
           </w:p>
@@ -3275,7 +1403,7 @@
                 <w:color w:val="1F1F1F"/>
                 <w:bdr w:val="none" w:sz="0" w:space="0" w:color="auto" w:frame="1"/>
               </w:rPr>
-              <w:t>UUID</w:t>
+              <w:t>TEXT</w:t>
             </w:r>
           </w:p>
         </w:tc>
@@ -3283,23 +1411,22 @@
           <w:tcPr>
             <w:tcW w:w="755" w:type="pct"/>
             <w:vAlign w:val="center"/>
-            <w:hideMark/>
-          </w:tcPr>
-          <w:p>
-            <w:pPr>
-              <w:jc w:val="center"/>
-              <w:rPr>
-                <w:rFonts w:ascii="標楷體" w:eastAsia="標楷體" w:hAnsi="標楷體"/>
-                <w:color w:val="1F1F1F"/>
-              </w:rPr>
-            </w:pPr>
-            <w:r>
-              <w:rPr>
-                <w:rFonts w:ascii="標楷體" w:eastAsia="標楷體" w:hAnsi="標楷體"/>
-                <w:color w:val="1F1F1F"/>
-                <w:bdr w:val="none" w:sz="0" w:space="0" w:color="auto" w:frame="1"/>
-              </w:rPr>
-              <w:t>否</w:t>
+          </w:tcPr>
+          <w:p>
+            <w:pPr>
+              <w:jc w:val="center"/>
+              <w:rPr>
+                <w:rFonts w:ascii="標楷體" w:eastAsia="標楷體" w:hAnsi="標楷體"/>
+                <w:color w:val="1F1F1F"/>
+              </w:rPr>
+            </w:pPr>
+            <w:r>
+              <w:rPr>
+                <w:rFonts w:ascii="標楷體" w:eastAsia="標楷體" w:hAnsi="標楷體"/>
+                <w:color w:val="1F1F1F"/>
+                <w:bdr w:val="none" w:sz="0" w:space="0" w:color="auto" w:frame="1"/>
+              </w:rPr>
+              <w:t>是</w:t>
             </w:r>
           </w:p>
         </w:tc>
@@ -3322,7 +1449,7 @@
                 <w:color w:val="1F1F1F"/>
                 <w:bdr w:val="none" w:sz="0" w:space="0" w:color="auto" w:frame="1"/>
               </w:rPr>
-              <w:t>執行上傳評鑑之使用者</w:t>
+              <w:t>系統依賴關係</w:t>
             </w:r>
           </w:p>
         </w:tc>
@@ -3346,7 +1473,716 @@
                 <w:color w:val="1F1F1F"/>
                 <w:bdr w:val="none" w:sz="0" w:space="0" w:color="auto" w:frame="1"/>
               </w:rPr>
-              <w:t>FK (user)</w:t>
+              <w:t>-</w:t>
+            </w:r>
+          </w:p>
+        </w:tc>
+      </w:tr>
+      <w:tr>
+        <w:tc>
+          <w:tcPr>
+            <w:tcW w:w="1344" w:type="pct"/>
+            <w:vAlign w:val="center"/>
+            <w:hideMark/>
+          </w:tcPr>
+          <w:p>
+            <w:pPr>
+              <w:jc w:val="center"/>
+              <w:rPr>
+                <w:rFonts w:ascii="標楷體" w:eastAsia="標楷體" w:hAnsi="標楷體"/>
+                <w:color w:val="1F1F1F"/>
+              </w:rPr>
+            </w:pPr>
+            <w:r>
+              <w:rPr>
+                <w:rFonts w:ascii="標楷體" w:eastAsia="標楷體" w:hAnsi="標楷體"/>
+                <w:color w:val="1F1F1F"/>
+                <w:bdr w:val="none" w:sz="0" w:space="0" w:color="auto" w:frame="1"/>
+              </w:rPr>
+              <w:t>confidentiality</w:t>
+            </w:r>
+          </w:p>
+        </w:tc>
+        <w:tc>
+          <w:tcPr>
+            <w:tcW w:w="923" w:type="pct"/>
+            <w:vAlign w:val="center"/>
+            <w:hideMark/>
+          </w:tcPr>
+          <w:p>
+            <w:pPr>
+              <w:jc w:val="center"/>
+              <w:rPr>
+                <w:rFonts w:ascii="標楷體" w:eastAsia="標楷體" w:hAnsi="標楷體"/>
+                <w:color w:val="1F1F1F"/>
+              </w:rPr>
+            </w:pPr>
+            <w:r>
+              <w:rPr>
+                <w:rFonts w:ascii="標楷體" w:eastAsia="標楷體" w:hAnsi="標楷體"/>
+                <w:color w:val="1F1F1F"/>
+                <w:bdr w:val="none" w:sz="0" w:space="0" w:color="auto" w:frame="1"/>
+              </w:rPr>
+              <w:t>INTEGER</w:t>
+            </w:r>
+          </w:p>
+        </w:tc>
+        <w:tc>
+          <w:tcPr>
+            <w:tcW w:w="755" w:type="pct"/>
+            <w:vAlign w:val="center"/>
+          </w:tcPr>
+          <w:p>
+            <w:pPr>
+              <w:jc w:val="center"/>
+              <w:rPr>
+                <w:rFonts w:ascii="標楷體" w:eastAsia="標楷體" w:hAnsi="標楷體"/>
+                <w:color w:val="1F1F1F"/>
+              </w:rPr>
+            </w:pPr>
+            <w:r>
+              <w:rPr>
+                <w:rFonts w:ascii="標楷體" w:eastAsia="標楷體" w:hAnsi="標楷體"/>
+                <w:color w:val="1F1F1F"/>
+                <w:bdr w:val="none" w:sz="0" w:space="0" w:color="auto" w:frame="1"/>
+              </w:rPr>
+              <w:t>是</w:t>
+            </w:r>
+          </w:p>
+        </w:tc>
+        <w:tc>
+          <w:tcPr>
+            <w:tcW w:w="1175" w:type="pct"/>
+            <w:vAlign w:val="center"/>
+          </w:tcPr>
+          <w:p>
+            <w:pPr>
+              <w:jc w:val="center"/>
+              <w:rPr>
+                <w:rFonts w:ascii="標楷體" w:eastAsia="標楷體" w:hAnsi="標楷體"/>
+                <w:color w:val="1F1F1F"/>
+              </w:rPr>
+            </w:pPr>
+            <w:r>
+              <w:rPr>
+                <w:rFonts w:ascii="標楷體" w:eastAsia="標楷體" w:hAnsi="標楷體"/>
+                <w:color w:val="1F1F1F"/>
+                <w:bdr w:val="none" w:sz="0" w:space="0" w:color="auto" w:frame="1"/>
+              </w:rPr>
+              <w:t>機密性分數</w:t>
+            </w:r>
+          </w:p>
+        </w:tc>
+        <w:tc>
+          <w:tcPr>
+            <w:tcW w:w="803" w:type="pct"/>
+            <w:vAlign w:val="center"/>
+            <w:hideMark/>
+          </w:tcPr>
+          <w:p>
+            <w:pPr>
+              <w:jc w:val="center"/>
+              <w:rPr>
+                <w:rFonts w:ascii="標楷體" w:eastAsia="標楷體" w:hAnsi="標楷體"/>
+                <w:color w:val="1F1F1F"/>
+              </w:rPr>
+            </w:pPr>
+          </w:p>
+        </w:tc>
+      </w:tr>
+      <w:tr>
+        <w:tc>
+          <w:tcPr>
+            <w:tcW w:w="1344" w:type="pct"/>
+            <w:vAlign w:val="center"/>
+            <w:hideMark/>
+          </w:tcPr>
+          <w:p>
+            <w:pPr>
+              <w:jc w:val="center"/>
+              <w:rPr>
+                <w:rFonts w:ascii="標楷體" w:eastAsia="標楷體" w:hAnsi="標楷體"/>
+                <w:color w:val="1F1F1F"/>
+              </w:rPr>
+            </w:pPr>
+            <w:r>
+              <w:rPr>
+                <w:rFonts w:ascii="標楷體" w:eastAsia="標楷體" w:hAnsi="標楷體"/>
+                <w:color w:val="1F1F1F"/>
+                <w:bdr w:val="none" w:sz="0" w:space="0" w:color="auto" w:frame="1"/>
+              </w:rPr>
+              <w:t>integrity</w:t>
+            </w:r>
+          </w:p>
+        </w:tc>
+        <w:tc>
+          <w:tcPr>
+            <w:tcW w:w="923" w:type="pct"/>
+            <w:vAlign w:val="center"/>
+            <w:hideMark/>
+          </w:tcPr>
+          <w:p>
+            <w:pPr>
+              <w:jc w:val="center"/>
+              <w:rPr>
+                <w:rFonts w:ascii="標楷體" w:eastAsia="標楷體" w:hAnsi="標楷體"/>
+                <w:color w:val="1F1F1F"/>
+              </w:rPr>
+            </w:pPr>
+            <w:r>
+              <w:rPr>
+                <w:rFonts w:ascii="標楷體" w:eastAsia="標楷體" w:hAnsi="標楷體"/>
+                <w:color w:val="1F1F1F"/>
+                <w:bdr w:val="none" w:sz="0" w:space="0" w:color="auto" w:frame="1"/>
+              </w:rPr>
+              <w:t>INTEGER</w:t>
+            </w:r>
+          </w:p>
+        </w:tc>
+        <w:tc>
+          <w:tcPr>
+            <w:tcW w:w="755" w:type="pct"/>
+            <w:vAlign w:val="center"/>
+          </w:tcPr>
+          <w:p>
+            <w:pPr>
+              <w:jc w:val="center"/>
+              <w:rPr>
+                <w:rFonts w:ascii="標楷體" w:eastAsia="標楷體" w:hAnsi="標楷體"/>
+                <w:color w:val="1F1F1F"/>
+              </w:rPr>
+            </w:pPr>
+            <w:r>
+              <w:rPr>
+                <w:rFonts w:ascii="標楷體" w:eastAsia="標楷體" w:hAnsi="標楷體"/>
+                <w:color w:val="1F1F1F"/>
+                <w:bdr w:val="none" w:sz="0" w:space="0" w:color="auto" w:frame="1"/>
+              </w:rPr>
+              <w:t>是</w:t>
+            </w:r>
+          </w:p>
+        </w:tc>
+        <w:tc>
+          <w:tcPr>
+            <w:tcW w:w="1175" w:type="pct"/>
+            <w:vAlign w:val="center"/>
+          </w:tcPr>
+          <w:p>
+            <w:pPr>
+              <w:jc w:val="center"/>
+              <w:rPr>
+                <w:rFonts w:ascii="標楷體" w:eastAsia="標楷體" w:hAnsi="標楷體"/>
+                <w:color w:val="1F1F1F"/>
+              </w:rPr>
+            </w:pPr>
+            <w:r>
+              <w:rPr>
+                <w:rFonts w:ascii="標楷體" w:eastAsia="標楷體" w:hAnsi="標楷體"/>
+                <w:color w:val="1F1F1F"/>
+                <w:bdr w:val="none" w:sz="0" w:space="0" w:color="auto" w:frame="1"/>
+              </w:rPr>
+              <w:t>完整性分數</w:t>
+            </w:r>
+          </w:p>
+        </w:tc>
+        <w:tc>
+          <w:tcPr>
+            <w:tcW w:w="803" w:type="pct"/>
+            <w:vAlign w:val="center"/>
+            <w:hideMark/>
+          </w:tcPr>
+          <w:p>
+            <w:pPr>
+              <w:jc w:val="center"/>
+              <w:rPr>
+                <w:rFonts w:ascii="標楷體" w:eastAsia="標楷體" w:hAnsi="標楷體"/>
+                <w:color w:val="1F1F1F"/>
+              </w:rPr>
+            </w:pPr>
+          </w:p>
+        </w:tc>
+      </w:tr>
+      <w:tr>
+        <w:tc>
+          <w:tcPr>
+            <w:tcW w:w="1344" w:type="pct"/>
+            <w:vAlign w:val="center"/>
+            <w:hideMark/>
+          </w:tcPr>
+          <w:p>
+            <w:pPr>
+              <w:jc w:val="center"/>
+              <w:rPr>
+                <w:rFonts w:ascii="標楷體" w:eastAsia="標楷體" w:hAnsi="標楷體"/>
+                <w:color w:val="1F1F1F"/>
+              </w:rPr>
+            </w:pPr>
+            <w:r>
+              <w:rPr>
+                <w:rFonts w:ascii="標楷體" w:eastAsia="標楷體" w:hAnsi="標楷體"/>
+                <w:color w:val="1F1F1F"/>
+                <w:bdr w:val="none" w:sz="0" w:space="0" w:color="auto" w:frame="1"/>
+              </w:rPr>
+              <w:t>availability</w:t>
+            </w:r>
+          </w:p>
+        </w:tc>
+        <w:tc>
+          <w:tcPr>
+            <w:tcW w:w="923" w:type="pct"/>
+            <w:vAlign w:val="center"/>
+            <w:hideMark/>
+          </w:tcPr>
+          <w:p>
+            <w:pPr>
+              <w:jc w:val="center"/>
+              <w:rPr>
+                <w:rFonts w:ascii="標楷體" w:eastAsia="標楷體" w:hAnsi="標楷體"/>
+                <w:color w:val="1F1F1F"/>
+              </w:rPr>
+            </w:pPr>
+            <w:r>
+              <w:rPr>
+                <w:rFonts w:ascii="標楷體" w:eastAsia="標楷體" w:hAnsi="標楷體"/>
+                <w:color w:val="1F1F1F"/>
+                <w:bdr w:val="none" w:sz="0" w:space="0" w:color="auto" w:frame="1"/>
+              </w:rPr>
+              <w:t>INTEGER</w:t>
+            </w:r>
+          </w:p>
+        </w:tc>
+        <w:tc>
+          <w:tcPr>
+            <w:tcW w:w="755" w:type="pct"/>
+            <w:vAlign w:val="center"/>
+          </w:tcPr>
+          <w:p>
+            <w:pPr>
+              <w:jc w:val="center"/>
+              <w:rPr>
+                <w:rFonts w:ascii="標楷體" w:eastAsia="標楷體" w:hAnsi="標楷體"/>
+                <w:color w:val="1F1F1F"/>
+              </w:rPr>
+            </w:pPr>
+            <w:r>
+              <w:rPr>
+                <w:rFonts w:ascii="標楷體" w:eastAsia="標楷體" w:hAnsi="標楷體"/>
+                <w:color w:val="1F1F1F"/>
+                <w:bdr w:val="none" w:sz="0" w:space="0" w:color="auto" w:frame="1"/>
+              </w:rPr>
+              <w:t>是</w:t>
+            </w:r>
+          </w:p>
+        </w:tc>
+        <w:tc>
+          <w:tcPr>
+            <w:tcW w:w="1175" w:type="pct"/>
+            <w:vAlign w:val="center"/>
+          </w:tcPr>
+          <w:p>
+            <w:pPr>
+              <w:jc w:val="center"/>
+              <w:rPr>
+                <w:rFonts w:ascii="標楷體" w:eastAsia="標楷體" w:hAnsi="標楷體"/>
+                <w:color w:val="1F1F1F"/>
+              </w:rPr>
+            </w:pPr>
+            <w:r>
+              <w:rPr>
+                <w:rFonts w:ascii="標楷體" w:eastAsia="標楷體" w:hAnsi="標楷體"/>
+                <w:color w:val="1F1F1F"/>
+                <w:bdr w:val="none" w:sz="0" w:space="0" w:color="auto" w:frame="1"/>
+              </w:rPr>
+              <w:t>可用性分數</w:t>
+            </w:r>
+          </w:p>
+        </w:tc>
+        <w:tc>
+          <w:tcPr>
+            <w:tcW w:w="803" w:type="pct"/>
+            <w:vAlign w:val="center"/>
+            <w:hideMark/>
+          </w:tcPr>
+          <w:p>
+            <w:pPr>
+              <w:jc w:val="center"/>
+              <w:rPr>
+                <w:rFonts w:ascii="標楷體" w:eastAsia="標楷體" w:hAnsi="標楷體"/>
+                <w:color w:val="1F1F1F"/>
+              </w:rPr>
+            </w:pPr>
+          </w:p>
+        </w:tc>
+      </w:tr>
+      <w:tr>
+        <w:tc>
+          <w:tcPr>
+            <w:tcW w:w="1344" w:type="pct"/>
+            <w:vAlign w:val="center"/>
+            <w:hideMark/>
+          </w:tcPr>
+          <w:p>
+            <w:pPr>
+              <w:jc w:val="center"/>
+              <w:rPr>
+                <w:rFonts w:ascii="標楷體" w:eastAsia="標楷體" w:hAnsi="標楷體"/>
+                <w:color w:val="1F1F1F"/>
+              </w:rPr>
+            </w:pPr>
+            <w:proofErr w:type="spellStart"/>
+            <w:r>
+              <w:rPr>
+                <w:rFonts w:ascii="標楷體" w:eastAsia="標楷體" w:hAnsi="標楷體"/>
+                <w:color w:val="1F1F1F"/>
+                <w:bdr w:val="none" w:sz="0" w:space="0" w:color="auto" w:frame="1"/>
+              </w:rPr>
+              <w:t>threat_level</w:t>
+            </w:r>
+            <w:proofErr w:type="spellEnd"/>
+          </w:p>
+        </w:tc>
+        <w:tc>
+          <w:tcPr>
+            <w:tcW w:w="923" w:type="pct"/>
+            <w:vAlign w:val="center"/>
+            <w:hideMark/>
+          </w:tcPr>
+          <w:p>
+            <w:pPr>
+              <w:jc w:val="center"/>
+              <w:rPr>
+                <w:rFonts w:ascii="標楷體" w:eastAsia="標楷體" w:hAnsi="標楷體"/>
+                <w:color w:val="1F1F1F"/>
+              </w:rPr>
+            </w:pPr>
+            <w:r>
+              <w:rPr>
+                <w:rFonts w:ascii="標楷體" w:eastAsia="標楷體" w:hAnsi="標楷體"/>
+                <w:color w:val="1F1F1F"/>
+                <w:bdr w:val="none" w:sz="0" w:space="0" w:color="auto" w:frame="1"/>
+              </w:rPr>
+              <w:t>TEXT</w:t>
+            </w:r>
+          </w:p>
+        </w:tc>
+        <w:tc>
+          <w:tcPr>
+            <w:tcW w:w="755" w:type="pct"/>
+            <w:vAlign w:val="center"/>
+          </w:tcPr>
+          <w:p>
+            <w:pPr>
+              <w:jc w:val="center"/>
+              <w:rPr>
+                <w:rFonts w:ascii="標楷體" w:eastAsia="標楷體" w:hAnsi="標楷體"/>
+                <w:color w:val="1F1F1F"/>
+              </w:rPr>
+            </w:pPr>
+            <w:r>
+              <w:rPr>
+                <w:rFonts w:ascii="標楷體" w:eastAsia="標楷體" w:hAnsi="標楷體"/>
+                <w:color w:val="1F1F1F"/>
+                <w:bdr w:val="none" w:sz="0" w:space="0" w:color="auto" w:frame="1"/>
+              </w:rPr>
+              <w:t>是</w:t>
+            </w:r>
+          </w:p>
+        </w:tc>
+        <w:tc>
+          <w:tcPr>
+            <w:tcW w:w="1175" w:type="pct"/>
+            <w:vAlign w:val="center"/>
+          </w:tcPr>
+          <w:p>
+            <w:pPr>
+              <w:jc w:val="center"/>
+              <w:rPr>
+                <w:rFonts w:ascii="標楷體" w:eastAsia="標楷體" w:hAnsi="標楷體"/>
+                <w:color w:val="1F1F1F"/>
+              </w:rPr>
+            </w:pPr>
+            <w:r>
+              <w:rPr>
+                <w:rFonts w:ascii="標楷體" w:eastAsia="標楷體" w:hAnsi="標楷體"/>
+                <w:color w:val="1F1F1F"/>
+                <w:bdr w:val="none" w:sz="0" w:space="0" w:color="auto" w:frame="1"/>
+              </w:rPr>
+              <w:t>威脅等級</w:t>
+            </w:r>
+          </w:p>
+        </w:tc>
+        <w:tc>
+          <w:tcPr>
+            <w:tcW w:w="803" w:type="pct"/>
+            <w:vAlign w:val="center"/>
+            <w:hideMark/>
+          </w:tcPr>
+          <w:p>
+            <w:pPr>
+              <w:jc w:val="center"/>
+              <w:rPr>
+                <w:rFonts w:ascii="標楷體" w:eastAsia="標楷體" w:hAnsi="標楷體"/>
+                <w:color w:val="1F1F1F"/>
+              </w:rPr>
+            </w:pPr>
+            <w:r>
+              <w:rPr>
+                <w:rFonts w:ascii="標楷體" w:eastAsia="標楷體" w:hAnsi="標楷體"/>
+                <w:color w:val="1F1F1F"/>
+                <w:bdr w:val="none" w:sz="0" w:space="0" w:color="auto" w:frame="1"/>
+              </w:rPr>
+              <w:t>-</w:t>
+            </w:r>
+          </w:p>
+        </w:tc>
+      </w:tr>
+      <w:tr>
+        <w:tc>
+          <w:tcPr>
+            <w:tcW w:w="1344" w:type="pct"/>
+            <w:vAlign w:val="center"/>
+            <w:hideMark/>
+          </w:tcPr>
+          <w:p>
+            <w:pPr>
+              <w:jc w:val="center"/>
+              <w:rPr>
+                <w:rFonts w:ascii="標楷體" w:eastAsia="標楷體" w:hAnsi="標楷體"/>
+                <w:color w:val="1F1F1F"/>
+              </w:rPr>
+            </w:pPr>
+            <w:proofErr w:type="spellStart"/>
+            <w:r>
+              <w:rPr>
+                <w:rFonts w:ascii="標楷體" w:eastAsia="標楷體" w:hAnsi="標楷體"/>
+                <w:color w:val="1F1F1F"/>
+                <w:bdr w:val="none" w:sz="0" w:space="0" w:color="auto" w:frame="1"/>
+              </w:rPr>
+              <w:t>created_at</w:t>
+            </w:r>
+            <w:proofErr w:type="spellEnd"/>
+          </w:p>
+        </w:tc>
+        <w:tc>
+          <w:tcPr>
+            <w:tcW w:w="923" w:type="pct"/>
+            <w:vAlign w:val="center"/>
+            <w:hideMark/>
+          </w:tcPr>
+          <w:p>
+            <w:pPr>
+              <w:jc w:val="center"/>
+              <w:rPr>
+                <w:rFonts w:ascii="標楷體" w:eastAsia="標楷體" w:hAnsi="標楷體"/>
+                <w:color w:val="1F1F1F"/>
+              </w:rPr>
+            </w:pPr>
+            <w:r>
+              <w:rPr>
+                <w:rFonts w:ascii="標楷體" w:eastAsia="標楷體" w:hAnsi="標楷體"/>
+                <w:color w:val="1F1F1F"/>
+                <w:bdr w:val="none" w:sz="0" w:space="0" w:color="auto" w:frame="1"/>
+              </w:rPr>
+              <w:t>TIMESTAMPTZ</w:t>
+            </w:r>
+          </w:p>
+        </w:tc>
+        <w:tc>
+          <w:tcPr>
+            <w:tcW w:w="755" w:type="pct"/>
+            <w:vAlign w:val="center"/>
+          </w:tcPr>
+          <w:p>
+            <w:pPr>
+              <w:jc w:val="center"/>
+              <w:rPr>
+                <w:rFonts w:ascii="標楷體" w:eastAsia="標楷體" w:hAnsi="標楷體"/>
+                <w:color w:val="1F1F1F"/>
+              </w:rPr>
+            </w:pPr>
+            <w:r>
+              <w:rPr>
+                <w:rFonts w:ascii="標楷體" w:eastAsia="標楷體" w:hAnsi="標楷體"/>
+                <w:color w:val="1F1F1F"/>
+                <w:bdr w:val="none" w:sz="0" w:space="0" w:color="auto" w:frame="1"/>
+              </w:rPr>
+              <w:t>是</w:t>
+            </w:r>
+          </w:p>
+        </w:tc>
+        <w:tc>
+          <w:tcPr>
+            <w:tcW w:w="1175" w:type="pct"/>
+            <w:vAlign w:val="center"/>
+          </w:tcPr>
+          <w:p>
+            <w:pPr>
+              <w:jc w:val="center"/>
+              <w:rPr>
+                <w:rFonts w:ascii="標楷體" w:eastAsia="標楷體" w:hAnsi="標楷體"/>
+                <w:color w:val="1F1F1F"/>
+              </w:rPr>
+            </w:pPr>
+            <w:r>
+              <w:rPr>
+                <w:rFonts w:ascii="標楷體" w:eastAsia="標楷體" w:hAnsi="標楷體"/>
+                <w:color w:val="1F1F1F"/>
+                <w:bdr w:val="none" w:sz="0" w:space="0" w:color="auto" w:frame="1"/>
+              </w:rPr>
+              <w:t>建立時間</w:t>
+            </w:r>
+          </w:p>
+        </w:tc>
+        <w:tc>
+          <w:tcPr>
+            <w:tcW w:w="803" w:type="pct"/>
+            <w:vAlign w:val="center"/>
+            <w:hideMark/>
+          </w:tcPr>
+          <w:p>
+            <w:pPr>
+              <w:jc w:val="center"/>
+              <w:rPr>
+                <w:rFonts w:ascii="標楷體" w:eastAsia="標楷體" w:hAnsi="標楷體"/>
+                <w:color w:val="1F1F1F"/>
+              </w:rPr>
+            </w:pPr>
+            <w:r>
+              <w:rPr>
+                <w:rFonts w:ascii="標楷體" w:eastAsia="標楷體" w:hAnsi="標楷體"/>
+                <w:color w:val="1F1F1F"/>
+                <w:bdr w:val="none" w:sz="0" w:space="0" w:color="auto" w:frame="1"/>
+              </w:rPr>
+              <w:t>Default: now()</w:t>
+            </w:r>
+          </w:p>
+        </w:tc>
+      </w:tr>
+      <w:tr>
+        <w:tc>
+          <w:tcPr>
+            <w:tcW w:w="1344" w:type="pct"/>
+            <w:vAlign w:val="center"/>
+            <w:hideMark/>
+          </w:tcPr>
+          <w:p>
+            <w:pPr>
+              <w:jc w:val="center"/>
+              <w:rPr>
+                <w:rFonts w:ascii="標楷體" w:eastAsia="標楷體" w:hAnsi="標楷體"/>
+                <w:color w:val="1F1F1F"/>
+              </w:rPr>
+            </w:pPr>
+            <w:proofErr w:type="spellStart"/>
+            <w:r>
+              <w:rPr>
+                <w:rFonts w:ascii="標楷體" w:eastAsia="標楷體" w:hAnsi="標楷體"/>
+                <w:color w:val="1F1F1F"/>
+                <w:bdr w:val="none" w:sz="0" w:space="0" w:color="auto" w:frame="1"/>
+              </w:rPr>
+              <w:t>original_label</w:t>
+            </w:r>
+            <w:proofErr w:type="spellEnd"/>
+          </w:p>
+        </w:tc>
+        <w:tc>
+          <w:tcPr>
+            <w:tcW w:w="923" w:type="pct"/>
+            <w:vAlign w:val="center"/>
+            <w:hideMark/>
+          </w:tcPr>
+          <w:p>
+            <w:pPr>
+              <w:jc w:val="center"/>
+              <w:rPr>
+                <w:rFonts w:ascii="標楷體" w:eastAsia="標楷體" w:hAnsi="標楷體"/>
+                <w:color w:val="1F1F1F"/>
+              </w:rPr>
+            </w:pPr>
+            <w:r>
+              <w:rPr>
+                <w:rFonts w:ascii="標楷體" w:eastAsia="標楷體" w:hAnsi="標楷體"/>
+                <w:color w:val="1F1F1F"/>
+                <w:bdr w:val="none" w:sz="0" w:space="0" w:color="auto" w:frame="1"/>
+              </w:rPr>
+              <w:t>TEXT</w:t>
+            </w:r>
+          </w:p>
+        </w:tc>
+        <w:tc>
+          <w:tcPr>
+            <w:tcW w:w="755" w:type="pct"/>
+            <w:vAlign w:val="center"/>
+          </w:tcPr>
+          <w:p>
+            <w:pPr>
+              <w:jc w:val="center"/>
+              <w:rPr>
+                <w:rFonts w:ascii="標楷體" w:eastAsia="標楷體" w:hAnsi="標楷體"/>
+                <w:color w:val="1F1F1F"/>
+              </w:rPr>
+            </w:pPr>
+            <w:r>
+              <w:rPr>
+                <w:rFonts w:ascii="標楷體" w:eastAsia="標楷體" w:hAnsi="標楷體"/>
+                <w:color w:val="1F1F1F"/>
+                <w:bdr w:val="none" w:sz="0" w:space="0" w:color="auto" w:frame="1"/>
+              </w:rPr>
+              <w:t>是</w:t>
+            </w:r>
+          </w:p>
+        </w:tc>
+        <w:tc>
+          <w:tcPr>
+            <w:tcW w:w="1175" w:type="pct"/>
+            <w:vAlign w:val="center"/>
+          </w:tcPr>
+          <w:p>
+            <w:pPr>
+              <w:jc w:val="center"/>
+              <w:rPr>
+                <w:rFonts w:ascii="標楷體" w:eastAsia="標楷體" w:hAnsi="標楷體"/>
+                <w:color w:val="1F1F1F"/>
+              </w:rPr>
+            </w:pPr>
+            <w:r>
+              <w:t>原始人工風險等級（高</w:t>
+            </w:r>
+            <w:r>
+              <w:t>/</w:t>
+            </w:r>
+            <w:r>
+              <w:t>中</w:t>
+            </w:r>
+            <w:r>
+              <w:t>/</w:t>
+            </w:r>
+            <w:r>
+              <w:t>低）</w:t>
+            </w:r>
+          </w:p>
+        </w:tc>
+        <w:tc>
+          <w:tcPr>
+            <w:tcW w:w="803" w:type="pct"/>
+            <w:vAlign w:val="center"/>
+            <w:hideMark/>
+          </w:tcPr>
+          <w:p>
+            <w:pPr>
+              <w:jc w:val="center"/>
+              <w:rPr>
+                <w:rFonts w:ascii="標楷體" w:eastAsia="標楷體" w:hAnsi="標楷體"/>
+                <w:color w:val="1F1F1F"/>
+              </w:rPr>
+            </w:pPr>
+            <w:r>
+              <w:rPr>
+                <w:rFonts w:ascii="標楷體" w:eastAsia="標楷體" w:hAnsi="標楷體"/>
+                <w:color w:val="1F1F1F"/>
+                <w:bdr w:val="none" w:sz="0" w:space="0" w:color="auto" w:frame="1"/>
+              </w:rPr>
+              <w:t>-</w:t>
             </w:r>
           </w:p>
         </w:tc>
@@ -3369,7 +2205,1180 @@
           <w:szCs w:val="24"/>
         </w:rPr>
         <w:pict>
-          <v:rect id="_x0000_i1056" style="width:0;height:1.5pt" o:hralign="center" o:hrstd="t" o:hr="t" fillcolor="#a0a0a0" stroked="f"/>
+          <v:rect id="_x0000_i1027" style="width:0;height:1.5pt" o:hralign="center" o:hrstd="t" o:hr="t" fillcolor="#a0a0a0" stroked="f"/>
+        </w:pict>
+      </w:r>
+    </w:p>
+    <w:p>
+      <w:pPr>
+        <w:widowControl/>
+        <w:spacing w:before="100" w:beforeAutospacing="1" w:after="100" w:afterAutospacing="1"/>
+        <w:jc w:val="center"/>
+        <w:rPr>
+          <w:rFonts w:ascii="標楷體" w:eastAsia="標楷體" w:hAnsi="標楷體" w:cs="新細明體"/>
+          <w:kern w:val="0"/>
+          <w:szCs w:val="24"/>
+        </w:rPr>
+      </w:pPr>
+      <w:r>
+        <w:rPr>
+          <w:rFonts w:ascii="標楷體" w:eastAsia="標楷體" w:hAnsi="標楷體"/>
+        </w:rPr>
+        <w:t xml:space="preserve">表 8.2: </w:t>
+      </w:r>
+      <w:proofErr w:type="spellStart"/>
+      <w:r>
+        <w:rPr>
+          <w:rFonts w:ascii="標楷體" w:eastAsia="標楷體" w:hAnsi="標楷體"/>
+        </w:rPr>
+        <w:t>Risk_assessments</w:t>
+      </w:r>
+      <w:proofErr w:type="spellEnd"/>
+      <w:r>
+        <w:rPr>
+          <w:rFonts w:ascii="標楷體" w:eastAsia="標楷體" w:hAnsi="標楷體"/>
+        </w:rPr>
+        <w:t xml:space="preserve"> (風險評估表) 欄位定義</w:t>
+      </w:r>
+    </w:p>
+    <w:tbl>
+      <w:tblPr>
+        <w:tblStyle w:val="a4"/>
+        <w:tblW w:w="5089" w:type="pct"/>
+        <w:tblInd w:w="-147" w:type="dxa"/>
+        <w:tblLayout w:type="fixed"/>
+        <w:tblLook w:val="04A0" w:firstRow="1" w:lastRow="0" w:firstColumn="1" w:lastColumn="0" w:noHBand="0" w:noVBand="1"/>
+      </w:tblPr>
+      <w:tblGrid>
+        <w:gridCol w:w="2270"/>
+        <w:gridCol w:w="1559"/>
+        <w:gridCol w:w="1275"/>
+        <w:gridCol w:w="1984"/>
+        <w:gridCol w:w="1356"/>
+      </w:tblGrid>
+      <w:tr>
+        <w:tc>
+          <w:tcPr>
+            <w:tcW w:w="1344" w:type="pct"/>
+            <w:vAlign w:val="center"/>
+            <w:hideMark/>
+          </w:tcPr>
+          <w:p>
+            <w:pPr>
+              <w:widowControl/>
+              <w:jc w:val="center"/>
+              <w:rPr>
+                <w:rFonts w:ascii="標楷體" w:eastAsia="標楷體" w:hAnsi="標楷體"/>
+                <w:color w:val="1F1F1F"/>
+              </w:rPr>
+            </w:pPr>
+            <w:r>
+              <w:rPr>
+                <w:rStyle w:val="a3"/>
+                <w:rFonts w:ascii="標楷體" w:eastAsia="標楷體" w:hAnsi="標楷體"/>
+                <w:color w:val="1F1F1F"/>
+                <w:bdr w:val="none" w:sz="0" w:space="0" w:color="auto" w:frame="1"/>
+              </w:rPr>
+              <w:t>欄位名稱</w:t>
+            </w:r>
+          </w:p>
+        </w:tc>
+        <w:tc>
+          <w:tcPr>
+            <w:tcW w:w="923" w:type="pct"/>
+            <w:vAlign w:val="center"/>
+            <w:hideMark/>
+          </w:tcPr>
+          <w:p>
+            <w:pPr>
+              <w:jc w:val="center"/>
+              <w:rPr>
+                <w:rFonts w:ascii="標楷體" w:eastAsia="標楷體" w:hAnsi="標楷體"/>
+                <w:color w:val="1F1F1F"/>
+              </w:rPr>
+            </w:pPr>
+            <w:r>
+              <w:rPr>
+                <w:rStyle w:val="a3"/>
+                <w:rFonts w:ascii="標楷體" w:eastAsia="標楷體" w:hAnsi="標楷體"/>
+                <w:color w:val="1F1F1F"/>
+                <w:bdr w:val="none" w:sz="0" w:space="0" w:color="auto" w:frame="1"/>
+              </w:rPr>
+              <w:t>欄位型態</w:t>
+            </w:r>
+          </w:p>
+        </w:tc>
+        <w:tc>
+          <w:tcPr>
+            <w:tcW w:w="755" w:type="pct"/>
+            <w:vAlign w:val="center"/>
+            <w:hideMark/>
+          </w:tcPr>
+          <w:p>
+            <w:pPr>
+              <w:jc w:val="center"/>
+              <w:rPr>
+                <w:rFonts w:ascii="標楷體" w:eastAsia="標楷體" w:hAnsi="標楷體"/>
+                <w:color w:val="1F1F1F"/>
+              </w:rPr>
+            </w:pPr>
+            <w:r>
+              <w:rPr>
+                <w:rStyle w:val="a3"/>
+                <w:rFonts w:ascii="標楷體" w:eastAsia="標楷體" w:hAnsi="標楷體"/>
+                <w:color w:val="1F1F1F"/>
+                <w:bdr w:val="none" w:sz="0" w:space="0" w:color="auto" w:frame="1"/>
+              </w:rPr>
+              <w:t>是否可空</w:t>
+            </w:r>
+          </w:p>
+        </w:tc>
+        <w:tc>
+          <w:tcPr>
+            <w:tcW w:w="1175" w:type="pct"/>
+            <w:vAlign w:val="center"/>
+          </w:tcPr>
+          <w:p>
+            <w:pPr>
+              <w:jc w:val="center"/>
+              <w:rPr>
+                <w:rFonts w:ascii="標楷體" w:eastAsia="標楷體" w:hAnsi="標楷體"/>
+                <w:color w:val="1F1F1F"/>
+              </w:rPr>
+            </w:pPr>
+            <w:r>
+              <w:rPr>
+                <w:rFonts w:ascii="標楷體" w:eastAsia="標楷體" w:hAnsi="標楷體" w:hint="eastAsia"/>
+                <w:color w:val="1F1F1F"/>
+              </w:rPr>
+              <w:t>描述</w:t>
+            </w:r>
+          </w:p>
+        </w:tc>
+        <w:tc>
+          <w:tcPr>
+            <w:tcW w:w="803" w:type="pct"/>
+            <w:vAlign w:val="center"/>
+            <w:hideMark/>
+          </w:tcPr>
+          <w:p>
+            <w:pPr>
+              <w:jc w:val="center"/>
+              <w:rPr>
+                <w:rFonts w:ascii="標楷體" w:eastAsia="標楷體" w:hAnsi="標楷體"/>
+                <w:color w:val="1F1F1F"/>
+              </w:rPr>
+            </w:pPr>
+            <w:r>
+              <w:rPr>
+                <w:rFonts w:ascii="標楷體" w:eastAsia="標楷體" w:hAnsi="標楷體" w:hint="eastAsia"/>
+                <w:color w:val="1F1F1F"/>
+              </w:rPr>
+              <w:t>備註</w:t>
+            </w:r>
+          </w:p>
+        </w:tc>
+      </w:tr>
+      <w:tr>
+        <w:tc>
+          <w:tcPr>
+            <w:tcW w:w="1344" w:type="pct"/>
+            <w:vAlign w:val="center"/>
+            <w:hideMark/>
+          </w:tcPr>
+          <w:p>
+            <w:pPr>
+              <w:jc w:val="center"/>
+              <w:rPr>
+                <w:rFonts w:ascii="標楷體" w:eastAsia="標楷體" w:hAnsi="標楷體"/>
+                <w:color w:val="1F1F1F"/>
+              </w:rPr>
+            </w:pPr>
+            <w:r>
+              <w:rPr>
+                <w:rFonts w:ascii="標楷體" w:eastAsia="標楷體" w:hAnsi="標楷體"/>
+                <w:color w:val="1F1F1F"/>
+                <w:bdr w:val="none" w:sz="0" w:space="0" w:color="auto" w:frame="1"/>
+              </w:rPr>
+              <w:t>id</w:t>
+            </w:r>
+          </w:p>
+        </w:tc>
+        <w:tc>
+          <w:tcPr>
+            <w:tcW w:w="923" w:type="pct"/>
+            <w:vAlign w:val="center"/>
+            <w:hideMark/>
+          </w:tcPr>
+          <w:p>
+            <w:pPr>
+              <w:jc w:val="center"/>
+              <w:rPr>
+                <w:rFonts w:ascii="標楷體" w:eastAsia="標楷體" w:hAnsi="標楷體"/>
+                <w:color w:val="1F1F1F"/>
+              </w:rPr>
+            </w:pPr>
+            <w:r>
+              <w:rPr>
+                <w:rFonts w:ascii="標楷體" w:eastAsia="標楷體" w:hAnsi="標楷體"/>
+                <w:color w:val="1F1F1F"/>
+                <w:bdr w:val="none" w:sz="0" w:space="0" w:color="auto" w:frame="1"/>
+              </w:rPr>
+              <w:t>BIGINT</w:t>
+            </w:r>
+          </w:p>
+        </w:tc>
+        <w:tc>
+          <w:tcPr>
+            <w:tcW w:w="755" w:type="pct"/>
+            <w:vAlign w:val="center"/>
+            <w:hideMark/>
+          </w:tcPr>
+          <w:p>
+            <w:pPr>
+              <w:jc w:val="center"/>
+              <w:rPr>
+                <w:rFonts w:ascii="標楷體" w:eastAsia="標楷體" w:hAnsi="標楷體"/>
+                <w:color w:val="1F1F1F"/>
+              </w:rPr>
+            </w:pPr>
+            <w:r>
+              <w:rPr>
+                <w:rFonts w:ascii="標楷體" w:eastAsia="標楷體" w:hAnsi="標楷體"/>
+                <w:color w:val="1F1F1F"/>
+                <w:bdr w:val="none" w:sz="0" w:space="0" w:color="auto" w:frame="1"/>
+              </w:rPr>
+              <w:t>否</w:t>
+            </w:r>
+          </w:p>
+        </w:tc>
+        <w:tc>
+          <w:tcPr>
+            <w:tcW w:w="1175" w:type="pct"/>
+            <w:vAlign w:val="center"/>
+          </w:tcPr>
+          <w:p>
+            <w:pPr>
+              <w:jc w:val="center"/>
+              <w:rPr>
+                <w:rFonts w:ascii="標楷體" w:eastAsia="標楷體" w:hAnsi="標楷體"/>
+                <w:color w:val="1F1F1F"/>
+              </w:rPr>
+            </w:pPr>
+            <w:r>
+              <w:rPr>
+                <w:rFonts w:ascii="標楷體" w:eastAsia="標楷體" w:hAnsi="標楷體"/>
+                <w:color w:val="1F1F1F"/>
+                <w:bdr w:val="none" w:sz="0" w:space="0" w:color="auto" w:frame="1"/>
+              </w:rPr>
+              <w:t>評鑑唯一識別碼</w:t>
+            </w:r>
+          </w:p>
+        </w:tc>
+        <w:tc>
+          <w:tcPr>
+            <w:tcW w:w="803" w:type="pct"/>
+            <w:vAlign w:val="center"/>
+            <w:hideMark/>
+          </w:tcPr>
+          <w:p>
+            <w:pPr>
+              <w:jc w:val="center"/>
+              <w:rPr>
+                <w:rFonts w:ascii="標楷體" w:eastAsia="標楷體" w:hAnsi="標楷體"/>
+                <w:color w:val="1F1F1F"/>
+              </w:rPr>
+            </w:pPr>
+            <w:r>
+              <w:rPr>
+                <w:rFonts w:ascii="標楷體" w:eastAsia="標楷體" w:hAnsi="標楷體"/>
+                <w:color w:val="1F1F1F"/>
+                <w:bdr w:val="none" w:sz="0" w:space="0" w:color="auto" w:frame="1"/>
+              </w:rPr>
+              <w:t>PK, Identity</w:t>
+            </w:r>
+          </w:p>
+        </w:tc>
+      </w:tr>
+      <w:tr>
+        <w:tc>
+          <w:tcPr>
+            <w:tcW w:w="1344" w:type="pct"/>
+            <w:vAlign w:val="center"/>
+            <w:hideMark/>
+          </w:tcPr>
+          <w:p>
+            <w:pPr>
+              <w:jc w:val="center"/>
+              <w:rPr>
+                <w:rFonts w:ascii="標楷體" w:eastAsia="標楷體" w:hAnsi="標楷體"/>
+                <w:color w:val="1F1F1F"/>
+              </w:rPr>
+            </w:pPr>
+            <w:proofErr w:type="spellStart"/>
+            <w:r>
+              <w:rPr>
+                <w:rFonts w:ascii="標楷體" w:eastAsia="標楷體" w:hAnsi="標楷體"/>
+                <w:color w:val="1F1F1F"/>
+                <w:bdr w:val="none" w:sz="0" w:space="0" w:color="auto" w:frame="1"/>
+              </w:rPr>
+              <w:t>asset_id_code</w:t>
+            </w:r>
+            <w:proofErr w:type="spellEnd"/>
+          </w:p>
+        </w:tc>
+        <w:tc>
+          <w:tcPr>
+            <w:tcW w:w="923" w:type="pct"/>
+            <w:vAlign w:val="center"/>
+            <w:hideMark/>
+          </w:tcPr>
+          <w:p>
+            <w:pPr>
+              <w:jc w:val="center"/>
+              <w:rPr>
+                <w:rFonts w:ascii="標楷體" w:eastAsia="標楷體" w:hAnsi="標楷體"/>
+                <w:color w:val="1F1F1F"/>
+              </w:rPr>
+            </w:pPr>
+            <w:r>
+              <w:rPr>
+                <w:rFonts w:ascii="標楷體" w:eastAsia="標楷體" w:hAnsi="標楷體"/>
+                <w:color w:val="1F1F1F"/>
+                <w:bdr w:val="none" w:sz="0" w:space="0" w:color="auto" w:frame="1"/>
+              </w:rPr>
+              <w:t>TEXT</w:t>
+            </w:r>
+          </w:p>
+        </w:tc>
+        <w:tc>
+          <w:tcPr>
+            <w:tcW w:w="755" w:type="pct"/>
+            <w:vAlign w:val="center"/>
+            <w:hideMark/>
+          </w:tcPr>
+          <w:p>
+            <w:pPr>
+              <w:jc w:val="center"/>
+              <w:rPr>
+                <w:rFonts w:ascii="標楷體" w:eastAsia="標楷體" w:hAnsi="標楷體"/>
+                <w:color w:val="1F1F1F"/>
+              </w:rPr>
+            </w:pPr>
+            <w:r>
+              <w:rPr>
+                <w:rFonts w:ascii="標楷體" w:eastAsia="標楷體" w:hAnsi="標楷體"/>
+                <w:color w:val="1F1F1F"/>
+                <w:bdr w:val="none" w:sz="0" w:space="0" w:color="auto" w:frame="1"/>
+              </w:rPr>
+              <w:t>否</w:t>
+            </w:r>
+          </w:p>
+        </w:tc>
+        <w:tc>
+          <w:tcPr>
+            <w:tcW w:w="1175" w:type="pct"/>
+            <w:vAlign w:val="center"/>
+          </w:tcPr>
+          <w:p>
+            <w:pPr>
+              <w:jc w:val="center"/>
+              <w:rPr>
+                <w:rFonts w:ascii="標楷體" w:eastAsia="標楷體" w:hAnsi="標楷體"/>
+                <w:color w:val="1F1F1F"/>
+              </w:rPr>
+            </w:pPr>
+            <w:r>
+              <w:rPr>
+                <w:rFonts w:ascii="標楷體" w:eastAsia="標楷體" w:hAnsi="標楷體"/>
+                <w:color w:val="1F1F1F"/>
+                <w:bdr w:val="none" w:sz="0" w:space="0" w:color="auto" w:frame="1"/>
+              </w:rPr>
+              <w:t>關聯之資產編號</w:t>
+            </w:r>
+          </w:p>
+        </w:tc>
+        <w:tc>
+          <w:tcPr>
+            <w:tcW w:w="803" w:type="pct"/>
+            <w:vAlign w:val="center"/>
+            <w:hideMark/>
+          </w:tcPr>
+          <w:p>
+            <w:pPr>
+              <w:jc w:val="center"/>
+              <w:rPr>
+                <w:rFonts w:ascii="標楷體" w:eastAsia="標楷體" w:hAnsi="標楷體"/>
+                <w:color w:val="1F1F1F"/>
+              </w:rPr>
+            </w:pPr>
+            <w:r>
+              <w:rPr>
+                <w:rFonts w:ascii="標楷體" w:eastAsia="標楷體" w:hAnsi="標楷體"/>
+                <w:color w:val="1F1F1F"/>
+                <w:bdr w:val="none" w:sz="0" w:space="0" w:color="auto" w:frame="1"/>
+              </w:rPr>
+              <w:t>FK (assets)</w:t>
+            </w:r>
+          </w:p>
+        </w:tc>
+      </w:tr>
+      <w:tr>
+        <w:tc>
+          <w:tcPr>
+            <w:tcW w:w="1344" w:type="pct"/>
+            <w:vAlign w:val="center"/>
+            <w:hideMark/>
+          </w:tcPr>
+          <w:p>
+            <w:pPr>
+              <w:jc w:val="center"/>
+              <w:rPr>
+                <w:rFonts w:ascii="標楷體" w:eastAsia="標楷體" w:hAnsi="標楷體"/>
+                <w:color w:val="1F1F1F"/>
+              </w:rPr>
+            </w:pPr>
+            <w:proofErr w:type="spellStart"/>
+            <w:r>
+              <w:rPr>
+                <w:rFonts w:ascii="標楷體" w:eastAsia="標楷體" w:hAnsi="標楷體"/>
+                <w:color w:val="1F1F1F"/>
+                <w:bdr w:val="none" w:sz="0" w:space="0" w:color="auto" w:frame="1"/>
+              </w:rPr>
+              <w:t>threat_description</w:t>
+            </w:r>
+            <w:proofErr w:type="spellEnd"/>
+          </w:p>
+        </w:tc>
+        <w:tc>
+          <w:tcPr>
+            <w:tcW w:w="923" w:type="pct"/>
+            <w:vAlign w:val="center"/>
+            <w:hideMark/>
+          </w:tcPr>
+          <w:p>
+            <w:pPr>
+              <w:jc w:val="center"/>
+              <w:rPr>
+                <w:rFonts w:ascii="標楷體" w:eastAsia="標楷體" w:hAnsi="標楷體"/>
+                <w:color w:val="1F1F1F"/>
+              </w:rPr>
+            </w:pPr>
+            <w:r>
+              <w:rPr>
+                <w:rFonts w:ascii="標楷體" w:eastAsia="標楷體" w:hAnsi="標楷體"/>
+                <w:color w:val="1F1F1F"/>
+                <w:bdr w:val="none" w:sz="0" w:space="0" w:color="auto" w:frame="1"/>
+              </w:rPr>
+              <w:t>TEXT</w:t>
+            </w:r>
+          </w:p>
+        </w:tc>
+        <w:tc>
+          <w:tcPr>
+            <w:tcW w:w="755" w:type="pct"/>
+            <w:vAlign w:val="center"/>
+            <w:hideMark/>
+          </w:tcPr>
+          <w:p>
+            <w:pPr>
+              <w:jc w:val="center"/>
+              <w:rPr>
+                <w:rFonts w:ascii="標楷體" w:eastAsia="標楷體" w:hAnsi="標楷體"/>
+                <w:color w:val="1F1F1F"/>
+              </w:rPr>
+            </w:pPr>
+            <w:r>
+              <w:rPr>
+                <w:rFonts w:ascii="標楷體" w:eastAsia="標楷體" w:hAnsi="標楷體"/>
+                <w:color w:val="1F1F1F"/>
+                <w:bdr w:val="none" w:sz="0" w:space="0" w:color="auto" w:frame="1"/>
+              </w:rPr>
+              <w:t>是</w:t>
+            </w:r>
+          </w:p>
+        </w:tc>
+        <w:tc>
+          <w:tcPr>
+            <w:tcW w:w="1175" w:type="pct"/>
+            <w:vAlign w:val="center"/>
+          </w:tcPr>
+          <w:p>
+            <w:pPr>
+              <w:jc w:val="center"/>
+              <w:rPr>
+                <w:rFonts w:ascii="標楷體" w:eastAsia="標楷體" w:hAnsi="標楷體"/>
+                <w:color w:val="1F1F1F"/>
+              </w:rPr>
+            </w:pPr>
+            <w:r>
+              <w:rPr>
+                <w:rFonts w:ascii="標楷體" w:eastAsia="標楷體" w:hAnsi="標楷體"/>
+                <w:color w:val="1F1F1F"/>
+                <w:bdr w:val="none" w:sz="0" w:space="0" w:color="auto" w:frame="1"/>
+              </w:rPr>
+              <w:t>威脅描述</w:t>
+            </w:r>
+          </w:p>
+        </w:tc>
+        <w:tc>
+          <w:tcPr>
+            <w:tcW w:w="803" w:type="pct"/>
+            <w:vAlign w:val="center"/>
+            <w:hideMark/>
+          </w:tcPr>
+          <w:p>
+            <w:pPr>
+              <w:jc w:val="center"/>
+              <w:rPr>
+                <w:rFonts w:ascii="標楷體" w:eastAsia="標楷體" w:hAnsi="標楷體"/>
+                <w:color w:val="1F1F1F"/>
+              </w:rPr>
+            </w:pPr>
+            <w:r>
+              <w:rPr>
+                <w:rFonts w:ascii="標楷體" w:eastAsia="標楷體" w:hAnsi="標楷體"/>
+                <w:color w:val="1F1F1F"/>
+                <w:bdr w:val="none" w:sz="0" w:space="0" w:color="auto" w:frame="1"/>
+              </w:rPr>
+              <w:t>-</w:t>
+            </w:r>
+          </w:p>
+        </w:tc>
+      </w:tr>
+      <w:tr>
+        <w:tc>
+          <w:tcPr>
+            <w:tcW w:w="1344" w:type="pct"/>
+            <w:vAlign w:val="center"/>
+            <w:hideMark/>
+          </w:tcPr>
+          <w:p>
+            <w:pPr>
+              <w:jc w:val="center"/>
+              <w:rPr>
+                <w:rFonts w:ascii="標楷體" w:eastAsia="標楷體" w:hAnsi="標楷體"/>
+                <w:color w:val="1F1F1F"/>
+              </w:rPr>
+            </w:pPr>
+            <w:proofErr w:type="spellStart"/>
+            <w:r>
+              <w:rPr>
+                <w:rFonts w:ascii="標楷體" w:eastAsia="標楷體" w:hAnsi="標楷體"/>
+                <w:color w:val="1F1F1F"/>
+                <w:bdr w:val="none" w:sz="0" w:space="0" w:color="auto" w:frame="1"/>
+              </w:rPr>
+              <w:t>vulnerability_description</w:t>
+            </w:r>
+            <w:proofErr w:type="spellEnd"/>
+          </w:p>
+        </w:tc>
+        <w:tc>
+          <w:tcPr>
+            <w:tcW w:w="923" w:type="pct"/>
+            <w:vAlign w:val="center"/>
+            <w:hideMark/>
+          </w:tcPr>
+          <w:p>
+            <w:pPr>
+              <w:jc w:val="center"/>
+              <w:rPr>
+                <w:rFonts w:ascii="標楷體" w:eastAsia="標楷體" w:hAnsi="標楷體"/>
+                <w:color w:val="1F1F1F"/>
+              </w:rPr>
+            </w:pPr>
+            <w:r>
+              <w:rPr>
+                <w:rFonts w:ascii="標楷體" w:eastAsia="標楷體" w:hAnsi="標楷體"/>
+                <w:color w:val="1F1F1F"/>
+                <w:bdr w:val="none" w:sz="0" w:space="0" w:color="auto" w:frame="1"/>
+              </w:rPr>
+              <w:t>TEXT</w:t>
+            </w:r>
+          </w:p>
+        </w:tc>
+        <w:tc>
+          <w:tcPr>
+            <w:tcW w:w="755" w:type="pct"/>
+            <w:vAlign w:val="center"/>
+            <w:hideMark/>
+          </w:tcPr>
+          <w:p>
+            <w:pPr>
+              <w:jc w:val="center"/>
+              <w:rPr>
+                <w:rFonts w:ascii="標楷體" w:eastAsia="標楷體" w:hAnsi="標楷體"/>
+                <w:color w:val="1F1F1F"/>
+              </w:rPr>
+            </w:pPr>
+            <w:r>
+              <w:rPr>
+                <w:rFonts w:ascii="標楷體" w:eastAsia="標楷體" w:hAnsi="標楷體"/>
+                <w:color w:val="1F1F1F"/>
+                <w:bdr w:val="none" w:sz="0" w:space="0" w:color="auto" w:frame="1"/>
+              </w:rPr>
+              <w:t>是</w:t>
+            </w:r>
+          </w:p>
+        </w:tc>
+        <w:tc>
+          <w:tcPr>
+            <w:tcW w:w="1175" w:type="pct"/>
+            <w:vAlign w:val="center"/>
+          </w:tcPr>
+          <w:p>
+            <w:pPr>
+              <w:jc w:val="center"/>
+              <w:rPr>
+                <w:rFonts w:ascii="標楷體" w:eastAsia="標楷體" w:hAnsi="標楷體"/>
+                <w:color w:val="1F1F1F"/>
+              </w:rPr>
+            </w:pPr>
+            <w:r>
+              <w:rPr>
+                <w:rFonts w:ascii="標楷體" w:eastAsia="標楷體" w:hAnsi="標楷體"/>
+                <w:color w:val="1F1F1F"/>
+                <w:bdr w:val="none" w:sz="0" w:space="0" w:color="auto" w:frame="1"/>
+              </w:rPr>
+              <w:t>弱點描述</w:t>
+            </w:r>
+          </w:p>
+        </w:tc>
+        <w:tc>
+          <w:tcPr>
+            <w:tcW w:w="803" w:type="pct"/>
+            <w:vAlign w:val="center"/>
+            <w:hideMark/>
+          </w:tcPr>
+          <w:p>
+            <w:pPr>
+              <w:jc w:val="center"/>
+              <w:rPr>
+                <w:rFonts w:ascii="標楷體" w:eastAsia="標楷體" w:hAnsi="標楷體"/>
+                <w:color w:val="1F1F1F"/>
+              </w:rPr>
+            </w:pPr>
+            <w:r>
+              <w:rPr>
+                <w:rFonts w:ascii="標楷體" w:eastAsia="標楷體" w:hAnsi="標楷體"/>
+                <w:color w:val="1F1F1F"/>
+                <w:bdr w:val="none" w:sz="0" w:space="0" w:color="auto" w:frame="1"/>
+              </w:rPr>
+              <w:t>-</w:t>
+            </w:r>
+          </w:p>
+        </w:tc>
+      </w:tr>
+      <w:tr>
+        <w:tc>
+          <w:tcPr>
+            <w:tcW w:w="1344" w:type="pct"/>
+            <w:vAlign w:val="center"/>
+            <w:hideMark/>
+          </w:tcPr>
+          <w:p>
+            <w:pPr>
+              <w:jc w:val="center"/>
+              <w:rPr>
+                <w:rFonts w:ascii="標楷體" w:eastAsia="標楷體" w:hAnsi="標楷體"/>
+                <w:color w:val="1F1F1F"/>
+              </w:rPr>
+            </w:pPr>
+            <w:proofErr w:type="spellStart"/>
+            <w:r>
+              <w:rPr>
+                <w:rFonts w:ascii="標楷體" w:eastAsia="標楷體" w:hAnsi="標楷體"/>
+                <w:color w:val="1F1F1F"/>
+                <w:bdr w:val="none" w:sz="0" w:space="0" w:color="auto" w:frame="1"/>
+              </w:rPr>
+              <w:t>risk_score</w:t>
+            </w:r>
+            <w:proofErr w:type="spellEnd"/>
+          </w:p>
+        </w:tc>
+        <w:tc>
+          <w:tcPr>
+            <w:tcW w:w="923" w:type="pct"/>
+            <w:vAlign w:val="center"/>
+            <w:hideMark/>
+          </w:tcPr>
+          <w:p>
+            <w:pPr>
+              <w:jc w:val="center"/>
+              <w:rPr>
+                <w:rFonts w:ascii="標楷體" w:eastAsia="標楷體" w:hAnsi="標楷體"/>
+                <w:color w:val="1F1F1F"/>
+              </w:rPr>
+            </w:pPr>
+            <w:r>
+              <w:rPr>
+                <w:rFonts w:ascii="標楷體" w:eastAsia="標楷體" w:hAnsi="標楷體"/>
+                <w:color w:val="1F1F1F"/>
+                <w:bdr w:val="none" w:sz="0" w:space="0" w:color="auto" w:frame="1"/>
+              </w:rPr>
+              <w:t>DECIMAL</w:t>
+            </w:r>
+          </w:p>
+        </w:tc>
+        <w:tc>
+          <w:tcPr>
+            <w:tcW w:w="755" w:type="pct"/>
+            <w:vAlign w:val="center"/>
+            <w:hideMark/>
+          </w:tcPr>
+          <w:p>
+            <w:pPr>
+              <w:jc w:val="center"/>
+              <w:rPr>
+                <w:rFonts w:ascii="標楷體" w:eastAsia="標楷體" w:hAnsi="標楷體"/>
+                <w:color w:val="1F1F1F"/>
+              </w:rPr>
+            </w:pPr>
+            <w:r>
+              <w:rPr>
+                <w:rFonts w:ascii="標楷體" w:eastAsia="標楷體" w:hAnsi="標楷體"/>
+                <w:color w:val="1F1F1F"/>
+                <w:bdr w:val="none" w:sz="0" w:space="0" w:color="auto" w:frame="1"/>
+              </w:rPr>
+              <w:t>是</w:t>
+            </w:r>
+          </w:p>
+        </w:tc>
+        <w:tc>
+          <w:tcPr>
+            <w:tcW w:w="1175" w:type="pct"/>
+            <w:vAlign w:val="center"/>
+          </w:tcPr>
+          <w:p>
+            <w:pPr>
+              <w:jc w:val="center"/>
+              <w:rPr>
+                <w:rFonts w:ascii="標楷體" w:eastAsia="標楷體" w:hAnsi="標楷體"/>
+                <w:color w:val="1F1F1F"/>
+              </w:rPr>
+            </w:pPr>
+            <w:r>
+              <w:rPr>
+                <w:rFonts w:ascii="標楷體" w:eastAsia="標楷體" w:hAnsi="標楷體"/>
+                <w:color w:val="1F1F1F"/>
+                <w:bdr w:val="none" w:sz="0" w:space="0" w:color="auto" w:frame="1"/>
+              </w:rPr>
+              <w:t>風險分數 (系統計算)</w:t>
+            </w:r>
+          </w:p>
+        </w:tc>
+        <w:tc>
+          <w:tcPr>
+            <w:tcW w:w="803" w:type="pct"/>
+            <w:vAlign w:val="center"/>
+            <w:hideMark/>
+          </w:tcPr>
+          <w:p>
+            <w:pPr>
+              <w:jc w:val="center"/>
+              <w:rPr>
+                <w:rFonts w:ascii="標楷體" w:eastAsia="標楷體" w:hAnsi="標楷體"/>
+                <w:color w:val="1F1F1F"/>
+              </w:rPr>
+            </w:pPr>
+            <w:r>
+              <w:rPr>
+                <w:rFonts w:ascii="標楷體" w:eastAsia="標楷體" w:hAnsi="標楷體"/>
+                <w:color w:val="1F1F1F"/>
+                <w:bdr w:val="none" w:sz="0" w:space="0" w:color="auto" w:frame="1"/>
+              </w:rPr>
+              <w:t>-</w:t>
+            </w:r>
+          </w:p>
+        </w:tc>
+      </w:tr>
+      <w:tr>
+        <w:tc>
+          <w:tcPr>
+            <w:tcW w:w="1344" w:type="pct"/>
+            <w:vAlign w:val="center"/>
+            <w:hideMark/>
+          </w:tcPr>
+          <w:p>
+            <w:pPr>
+              <w:jc w:val="center"/>
+              <w:rPr>
+                <w:rFonts w:ascii="標楷體" w:eastAsia="標楷體" w:hAnsi="標楷體"/>
+                <w:color w:val="1F1F1F"/>
+              </w:rPr>
+            </w:pPr>
+            <w:proofErr w:type="spellStart"/>
+            <w:r>
+              <w:rPr>
+                <w:rFonts w:ascii="標楷體" w:eastAsia="標楷體" w:hAnsi="標楷體"/>
+                <w:color w:val="1F1F1F"/>
+                <w:bdr w:val="none" w:sz="0" w:space="0" w:color="auto" w:frame="1"/>
+              </w:rPr>
+              <w:lastRenderedPageBreak/>
+              <w:t>ai_suggestion</w:t>
+            </w:r>
+            <w:proofErr w:type="spellEnd"/>
+          </w:p>
+        </w:tc>
+        <w:tc>
+          <w:tcPr>
+            <w:tcW w:w="923" w:type="pct"/>
+            <w:vAlign w:val="center"/>
+            <w:hideMark/>
+          </w:tcPr>
+          <w:p>
+            <w:pPr>
+              <w:jc w:val="center"/>
+              <w:rPr>
+                <w:rFonts w:ascii="標楷體" w:eastAsia="標楷體" w:hAnsi="標楷體"/>
+                <w:color w:val="1F1F1F"/>
+              </w:rPr>
+            </w:pPr>
+            <w:r>
+              <w:rPr>
+                <w:rFonts w:ascii="標楷體" w:eastAsia="標楷體" w:hAnsi="標楷體"/>
+                <w:color w:val="1F1F1F"/>
+                <w:bdr w:val="none" w:sz="0" w:space="0" w:color="auto" w:frame="1"/>
+              </w:rPr>
+              <w:t>TEXT</w:t>
+            </w:r>
+          </w:p>
+        </w:tc>
+        <w:tc>
+          <w:tcPr>
+            <w:tcW w:w="755" w:type="pct"/>
+            <w:vAlign w:val="center"/>
+            <w:hideMark/>
+          </w:tcPr>
+          <w:p>
+            <w:pPr>
+              <w:jc w:val="center"/>
+              <w:rPr>
+                <w:rFonts w:ascii="標楷體" w:eastAsia="標楷體" w:hAnsi="標楷體"/>
+                <w:color w:val="1F1F1F"/>
+              </w:rPr>
+            </w:pPr>
+            <w:r>
+              <w:rPr>
+                <w:rFonts w:ascii="標楷體" w:eastAsia="標楷體" w:hAnsi="標楷體"/>
+                <w:color w:val="1F1F1F"/>
+                <w:bdr w:val="none" w:sz="0" w:space="0" w:color="auto" w:frame="1"/>
+              </w:rPr>
+              <w:t>是</w:t>
+            </w:r>
+          </w:p>
+        </w:tc>
+        <w:tc>
+          <w:tcPr>
+            <w:tcW w:w="1175" w:type="pct"/>
+            <w:vAlign w:val="center"/>
+          </w:tcPr>
+          <w:p>
+            <w:pPr>
+              <w:jc w:val="center"/>
+              <w:rPr>
+                <w:rFonts w:ascii="標楷體" w:eastAsia="標楷體" w:hAnsi="標楷體"/>
+                <w:color w:val="1F1F1F"/>
+              </w:rPr>
+            </w:pPr>
+            <w:r>
+              <w:rPr>
+                <w:rFonts w:ascii="標楷體" w:eastAsia="標楷體" w:hAnsi="標楷體"/>
+                <w:color w:val="1F1F1F"/>
+                <w:bdr w:val="none" w:sz="0" w:space="0" w:color="auto" w:frame="1"/>
+              </w:rPr>
+              <w:t>AI 改善建議內容</w:t>
+            </w:r>
+          </w:p>
+        </w:tc>
+        <w:tc>
+          <w:tcPr>
+            <w:tcW w:w="803" w:type="pct"/>
+            <w:vAlign w:val="center"/>
+            <w:hideMark/>
+          </w:tcPr>
+          <w:p>
+            <w:pPr>
+              <w:jc w:val="center"/>
+              <w:rPr>
+                <w:rFonts w:ascii="標楷體" w:eastAsia="標楷體" w:hAnsi="標楷體"/>
+                <w:color w:val="1F1F1F"/>
+              </w:rPr>
+            </w:pPr>
+            <w:r>
+              <w:rPr>
+                <w:rFonts w:ascii="標楷體" w:eastAsia="標楷體" w:hAnsi="標楷體"/>
+                <w:color w:val="1F1F1F"/>
+                <w:bdr w:val="none" w:sz="0" w:space="0" w:color="auto" w:frame="1"/>
+              </w:rPr>
+              <w:t>-</w:t>
+            </w:r>
+          </w:p>
+        </w:tc>
+      </w:tr>
+      <w:tr>
+        <w:tc>
+          <w:tcPr>
+            <w:tcW w:w="1344" w:type="pct"/>
+            <w:vAlign w:val="center"/>
+            <w:hideMark/>
+          </w:tcPr>
+          <w:p>
+            <w:pPr>
+              <w:jc w:val="center"/>
+              <w:rPr>
+                <w:rFonts w:ascii="標楷體" w:eastAsia="標楷體" w:hAnsi="標楷體"/>
+                <w:color w:val="1F1F1F"/>
+              </w:rPr>
+            </w:pPr>
+            <w:r>
+              <w:rPr>
+                <w:rFonts w:ascii="標楷體" w:eastAsia="標楷體" w:hAnsi="標楷體"/>
+                <w:color w:val="1F1F1F"/>
+                <w:bdr w:val="none" w:sz="0" w:space="0" w:color="auto" w:frame="1"/>
+              </w:rPr>
+              <w:t>status</w:t>
+            </w:r>
+          </w:p>
+        </w:tc>
+        <w:tc>
+          <w:tcPr>
+            <w:tcW w:w="923" w:type="pct"/>
+            <w:vAlign w:val="center"/>
+            <w:hideMark/>
+          </w:tcPr>
+          <w:p>
+            <w:pPr>
+              <w:jc w:val="center"/>
+              <w:rPr>
+                <w:rFonts w:ascii="標楷體" w:eastAsia="標楷體" w:hAnsi="標楷體"/>
+                <w:color w:val="1F1F1F"/>
+              </w:rPr>
+            </w:pPr>
+            <w:r>
+              <w:rPr>
+                <w:rFonts w:ascii="標楷體" w:eastAsia="標楷體" w:hAnsi="標楷體"/>
+                <w:color w:val="1F1F1F"/>
+                <w:bdr w:val="none" w:sz="0" w:space="0" w:color="auto" w:frame="1"/>
+              </w:rPr>
+              <w:t>TEXT</w:t>
+            </w:r>
+          </w:p>
+        </w:tc>
+        <w:tc>
+          <w:tcPr>
+            <w:tcW w:w="755" w:type="pct"/>
+            <w:vAlign w:val="center"/>
+            <w:hideMark/>
+          </w:tcPr>
+          <w:p>
+            <w:pPr>
+              <w:jc w:val="center"/>
+              <w:rPr>
+                <w:rFonts w:ascii="標楷體" w:eastAsia="標楷體" w:hAnsi="標楷體"/>
+                <w:color w:val="1F1F1F"/>
+              </w:rPr>
+            </w:pPr>
+            <w:r>
+              <w:rPr>
+                <w:rFonts w:ascii="標楷體" w:eastAsia="標楷體" w:hAnsi="標楷體"/>
+                <w:color w:val="1F1F1F"/>
+                <w:bdr w:val="none" w:sz="0" w:space="0" w:color="auto" w:frame="1"/>
+              </w:rPr>
+              <w:t>是</w:t>
+            </w:r>
+          </w:p>
+        </w:tc>
+        <w:tc>
+          <w:tcPr>
+            <w:tcW w:w="1175" w:type="pct"/>
+            <w:vAlign w:val="center"/>
+          </w:tcPr>
+          <w:p>
+            <w:pPr>
+              <w:jc w:val="center"/>
+              <w:rPr>
+                <w:rFonts w:ascii="標楷體" w:eastAsia="標楷體" w:hAnsi="標楷體"/>
+                <w:color w:val="1F1F1F"/>
+              </w:rPr>
+            </w:pPr>
+            <w:r>
+              <w:rPr>
+                <w:rFonts w:ascii="標楷體" w:eastAsia="標楷體" w:hAnsi="標楷體"/>
+                <w:color w:val="1F1F1F"/>
+                <w:bdr w:val="none" w:sz="0" w:space="0" w:color="auto" w:frame="1"/>
+              </w:rPr>
+              <w:t>評鑑狀態</w:t>
+            </w:r>
+          </w:p>
+        </w:tc>
+        <w:tc>
+          <w:tcPr>
+            <w:tcW w:w="803" w:type="pct"/>
+            <w:vAlign w:val="center"/>
+            <w:hideMark/>
+          </w:tcPr>
+          <w:p>
+            <w:pPr>
+              <w:jc w:val="center"/>
+              <w:rPr>
+                <w:rFonts w:ascii="標楷體" w:eastAsia="標楷體" w:hAnsi="標楷體"/>
+                <w:color w:val="1F1F1F"/>
+              </w:rPr>
+            </w:pPr>
+            <w:r>
+              <w:rPr>
+                <w:rFonts w:ascii="標楷體" w:eastAsia="標楷體" w:hAnsi="標楷體"/>
+                <w:color w:val="1F1F1F"/>
+                <w:bdr w:val="none" w:sz="0" w:space="0" w:color="auto" w:frame="1"/>
+              </w:rPr>
+              <w:t>-</w:t>
+            </w:r>
+          </w:p>
+        </w:tc>
+      </w:tr>
+      <w:tr>
+        <w:tc>
+          <w:tcPr>
+            <w:tcW w:w="1344" w:type="pct"/>
+            <w:vAlign w:val="center"/>
+            <w:hideMark/>
+          </w:tcPr>
+          <w:p>
+            <w:pPr>
+              <w:jc w:val="center"/>
+              <w:rPr>
+                <w:rFonts w:ascii="標楷體" w:eastAsia="標楷體" w:hAnsi="標楷體"/>
+                <w:color w:val="1F1F1F"/>
+              </w:rPr>
+            </w:pPr>
+            <w:proofErr w:type="spellStart"/>
+            <w:r>
+              <w:rPr>
+                <w:rFonts w:ascii="標楷體" w:eastAsia="標楷體" w:hAnsi="標楷體"/>
+                <w:color w:val="1F1F1F"/>
+                <w:bdr w:val="none" w:sz="0" w:space="0" w:color="auto" w:frame="1"/>
+              </w:rPr>
+              <w:t>uploaded_by</w:t>
+            </w:r>
+            <w:proofErr w:type="spellEnd"/>
+          </w:p>
+        </w:tc>
+        <w:tc>
+          <w:tcPr>
+            <w:tcW w:w="923" w:type="pct"/>
+            <w:vAlign w:val="center"/>
+            <w:hideMark/>
+          </w:tcPr>
+          <w:p>
+            <w:pPr>
+              <w:jc w:val="center"/>
+              <w:rPr>
+                <w:rFonts w:ascii="標楷體" w:eastAsia="標楷體" w:hAnsi="標楷體"/>
+                <w:color w:val="1F1F1F"/>
+              </w:rPr>
+            </w:pPr>
+            <w:r>
+              <w:rPr>
+                <w:rFonts w:ascii="標楷體" w:eastAsia="標楷體" w:hAnsi="標楷體"/>
+                <w:color w:val="1F1F1F"/>
+                <w:bdr w:val="none" w:sz="0" w:space="0" w:color="auto" w:frame="1"/>
+              </w:rPr>
+              <w:t>UUID</w:t>
+            </w:r>
+          </w:p>
+        </w:tc>
+        <w:tc>
+          <w:tcPr>
+            <w:tcW w:w="755" w:type="pct"/>
+            <w:vAlign w:val="center"/>
+            <w:hideMark/>
+          </w:tcPr>
+          <w:p>
+            <w:pPr>
+              <w:jc w:val="center"/>
+              <w:rPr>
+                <w:rFonts w:ascii="標楷體" w:eastAsia="標楷體" w:hAnsi="標楷體"/>
+                <w:color w:val="1F1F1F"/>
+              </w:rPr>
+            </w:pPr>
+            <w:r>
+              <w:rPr>
+                <w:rFonts w:ascii="標楷體" w:eastAsia="標楷體" w:hAnsi="標楷體"/>
+                <w:color w:val="1F1F1F"/>
+                <w:bdr w:val="none" w:sz="0" w:space="0" w:color="auto" w:frame="1"/>
+              </w:rPr>
+              <w:t>否</w:t>
+            </w:r>
+          </w:p>
+        </w:tc>
+        <w:tc>
+          <w:tcPr>
+            <w:tcW w:w="1175" w:type="pct"/>
+            <w:vAlign w:val="center"/>
+          </w:tcPr>
+          <w:p>
+            <w:pPr>
+              <w:jc w:val="center"/>
+              <w:rPr>
+                <w:rFonts w:ascii="標楷體" w:eastAsia="標楷體" w:hAnsi="標楷體"/>
+                <w:color w:val="1F1F1F"/>
+              </w:rPr>
+            </w:pPr>
+            <w:r>
+              <w:rPr>
+                <w:rFonts w:ascii="標楷體" w:eastAsia="標楷體" w:hAnsi="標楷體"/>
+                <w:color w:val="1F1F1F"/>
+                <w:bdr w:val="none" w:sz="0" w:space="0" w:color="auto" w:frame="1"/>
+              </w:rPr>
+              <w:t>執行上傳評鑑之使用者</w:t>
+            </w:r>
+          </w:p>
+        </w:tc>
+        <w:tc>
+          <w:tcPr>
+            <w:tcW w:w="803" w:type="pct"/>
+            <w:vAlign w:val="center"/>
+            <w:hideMark/>
+          </w:tcPr>
+          <w:p>
+            <w:pPr>
+              <w:jc w:val="center"/>
+              <w:rPr>
+                <w:rFonts w:ascii="標楷體" w:eastAsia="標楷體" w:hAnsi="標楷體"/>
+                <w:color w:val="1F1F1F"/>
+              </w:rPr>
+            </w:pPr>
+            <w:r>
+              <w:rPr>
+                <w:rFonts w:ascii="標楷體" w:eastAsia="標楷體" w:hAnsi="標楷體"/>
+                <w:color w:val="1F1F1F"/>
+                <w:bdr w:val="none" w:sz="0" w:space="0" w:color="auto" w:frame="1"/>
+              </w:rPr>
+              <w:t>FK (user)</w:t>
+            </w:r>
+          </w:p>
+        </w:tc>
+      </w:tr>
+    </w:tbl>
+    <w:p>
+      <w:pPr>
+        <w:widowControl/>
+        <w:jc w:val="center"/>
+        <w:rPr>
+          <w:rFonts w:ascii="標楷體" w:eastAsia="標楷體" w:hAnsi="標楷體" w:cs="新細明體"/>
+          <w:kern w:val="0"/>
+          <w:szCs w:val="24"/>
+        </w:rPr>
+      </w:pPr>
+      <w:r>
+        <w:rPr>
+          <w:rFonts w:ascii="標楷體" w:eastAsia="標楷體" w:hAnsi="標楷體" w:cs="新細明體"/>
+          <w:kern w:val="0"/>
+          <w:szCs w:val="24"/>
+        </w:rPr>
+        <w:pict>
+          <v:rect id="_x0000_i1028" style="width:0;height:1.5pt" o:hralign="center" o:hrstd="t" o:hr="t" fillcolor="#a0a0a0" stroked="f"/>
         </w:pict>
       </w:r>
     </w:p>
@@ -3380,7 +3389,7 @@
         <w:jc w:val="center"/>
         <w:outlineLvl w:val="1"/>
         <w:rPr>
-          <w:rFonts w:ascii="標楷體" w:eastAsia="標楷體" w:hAnsi="標楷體" w:cs="新細明體" w:hint="eastAsia"/>
+          <w:rFonts w:ascii="標楷體" w:eastAsia="標楷體" w:hAnsi="標楷體" w:cs="新細明體"/>
           <w:b/>
           <w:bCs/>
           <w:kern w:val="0"/>
@@ -3392,19 +3401,20 @@
         <w:rPr>
           <w:rFonts w:ascii="標楷體" w:eastAsia="標楷體" w:hAnsi="標楷體"/>
         </w:rPr>
-        <w:t>表 8.3: User (使用者表)</w:t>
+        <w:t>表 8.3:</w:t>
+      </w:r>
+      <w:r>
+        <w:rPr>
+          <w:rFonts w:ascii="標楷體" w:eastAsia="標楷體" w:hAnsi="標楷體"/>
+          <w:sz w:val="28"/>
+        </w:rPr>
+        <w:t xml:space="preserve"> User (使用者表)</w:t>
       </w:r>
       <w:r>
         <w:rPr>
           <w:rFonts w:ascii="標楷體" w:eastAsia="標楷體" w:hAnsi="標楷體"/>
         </w:rPr>
-        <w:t xml:space="preserve"> </w:t>
-      </w:r>
-      <w:r>
-        <w:rPr>
-          <w:rFonts w:ascii="標楷體" w:eastAsia="標楷體" w:hAnsi="標楷體"/>
-        </w:rPr>
-        <w:t>欄位定義</w:t>
+        <w:t xml:space="preserve"> 欄位定義</w:t>
       </w:r>
     </w:p>
     <w:tbl>
@@ -3543,8 +3553,6 @@
             </w:r>
           </w:p>
         </w:tc>
-        <w:bookmarkStart w:id="0" w:name="_GoBack"/>
-        <w:bookmarkEnd w:id="0"/>
       </w:tr>
       <w:tr>
         <w:tc>
@@ -4050,7 +4058,7 @@
           <w:szCs w:val="24"/>
         </w:rPr>
         <w:pict>
-          <v:rect id="_x0000_i1038" style="width:0;height:1.5pt" o:hralign="center" o:hrstd="t" o:hr="t" fillcolor="#a0a0a0" stroked="f"/>
+          <v:rect id="_x0000_i1029" style="width:0;height:1.5pt" o:hralign="center" o:hrstd="t" o:hr="t" fillcolor="#a0a0a0" stroked="f"/>
         </w:pict>
       </w:r>
     </w:p>
@@ -4061,7 +4069,7 @@
         <w:jc w:val="center"/>
         <w:outlineLvl w:val="1"/>
         <w:rPr>
-          <w:rFonts w:ascii="標楷體" w:eastAsia="標楷體" w:hAnsi="標楷體" w:cs="新細明體" w:hint="eastAsia"/>
+          <w:rFonts w:ascii="標楷體" w:eastAsia="標楷體" w:hAnsi="標楷體" w:cs="新細明體"/>
           <w:b/>
           <w:bCs/>
           <w:kern w:val="0"/>
@@ -4825,23 +4833,13 @@
                 <w:bdr w:val="none" w:sz="0" w:space="0" w:color="auto" w:frame="1"/>
               </w:rPr>
             </w:pPr>
-            <w:proofErr w:type="spellStart"/>
             <w:r>
               <w:rPr>
                 <w:rFonts w:ascii="標楷體" w:eastAsia="標楷體" w:hAnsi="標楷體" w:hint="eastAsia"/>
                 <w:color w:val="1F1F1F"/>
                 <w:bdr w:val="none" w:sz="0" w:space="0" w:color="auto" w:frame="1"/>
               </w:rPr>
-              <w:t>Default</w:t>
-            </w:r>
-            <w:proofErr w:type="spellEnd"/>
-            <w:r>
-              <w:rPr>
-                <w:rFonts w:ascii="標楷體" w:eastAsia="標楷體" w:hAnsi="標楷體" w:hint="eastAsia"/>
-                <w:color w:val="1F1F1F"/>
-                <w:bdr w:val="none" w:sz="0" w:space="0" w:color="auto" w:frame="1"/>
-              </w:rPr>
-              <w:t>: now()</w:t>
+              <w:t>Default: now()</w:t>
             </w:r>
           </w:p>
         </w:tc>
@@ -4863,7 +4861,7 @@
           <w:szCs w:val="24"/>
         </w:rPr>
         <w:pict>
-          <v:rect id="_x0000_i1039" style="width:0;height:1.5pt" o:hralign="center" o:hrstd="t" o:hr="t" fillcolor="#a0a0a0" stroked="f"/>
+          <v:rect id="_x0000_i1030" style="width:0;height:1.5pt" o:hralign="center" o:hrstd="t" o:hr="t" fillcolor="#a0a0a0" stroked="f"/>
         </w:pict>
       </w:r>
     </w:p>
@@ -4962,7 +4960,7 @@
 <w:numbering xmlns:wpc="http://schemas.microsoft.com/office/word/2010/wordprocessingCanvas" xmlns:cx="http://schemas.microsoft.com/office/drawing/2014/chartex" xmlns:mc="http://schemas.openxmlformats.org/markup-compatibility/2006" xmlns:o="urn:schemas-microsoft-com:office:office" xmlns:r="http://schemas.openxmlformats.org/officeDocument/2006/relationships" xmlns:m="http://schemas.openxmlformats.org/officeDocument/2006/math" xmlns:v="urn:schemas-microsoft-com:vml" xmlns:wp14="http://schemas.microsoft.com/office/word/2010/wordprocessingDrawing" xmlns:wp="http://schemas.openxmlformats.org/drawingml/2006/wordprocessingDrawing" xmlns:w10="urn:schemas-microsoft-com:office:word" xmlns:w="http://schemas.openxmlformats.org/wordprocessingml/2006/main" xmlns:w14="http://schemas.microsoft.com/office/word/2010/wordml" xmlns:w15="http://schemas.microsoft.com/office/word/2012/wordml" xmlns:w16se="http://schemas.microsoft.com/office/word/2015/wordml/symex" xmlns:wpg="http://schemas.microsoft.com/office/word/2010/wordprocessingGroup" xmlns:wpi="http://schemas.microsoft.com/office/word/2010/wordprocessingInk" xmlns:wne="http://schemas.microsoft.com/office/word/2006/wordml" xmlns:wps="http://schemas.microsoft.com/office/word/2010/wordprocessingShape" mc:Ignorable="w14 w15 w16se wp14">
   <w:numPicBullet w:numPicBulletId="0">
     <w:pict>
-      <v:rect id="_x0000_i1058" style="width:0;height:1.5pt" o:hralign="center" o:bullet="t" o:hrstd="t" o:hr="t" fillcolor="#a0a0a0" stroked="f"/>
+      <v:rect id="_x0000_i1029" style="width:0;height:1.5pt" o:hralign="center" o:bullet="t" o:hrstd="t" o:hr="t" fillcolor="#a0a0a0" stroked="f"/>
     </w:pict>
   </w:numPicBullet>
   <w:abstractNum w:abstractNumId="0" w15:restartNumberingAfterBreak="0">
